--- a/pruebas/Pruebas_Unitarias_sat_beyond_health_sise_pyc.docx
+++ b/pruebas/Pruebas_Unitarias_sat_beyond_health_sise_pyc.docx
@@ -8589,6 +8589,6222 @@
       </w:pPr>
       <w:r>
         <w:t>Ejecución de prueba de rendimiento — pipeline completo</w:t>
+      </w:r>
+    </w:p>
+    <w:p/>
+    <w:p>
+      <w:pPr>
+        <w:pStyle w:val="Heading1"/>
+      </w:pPr>
+      <w:r>
+        <w:t>Ejecución de funciones — notebook Hub Cliente (carga de satélites silver)</w:t>
+      </w:r>
+    </w:p>
+    <w:tbl>
+      <w:tblPr>
+        <w:tblStyle w:val="TableGrid"/>
+        <w:tblW w:type="auto" w:w="0"/>
+        <w:tblLook w:firstColumn="1" w:firstRow="1" w:lastColumn="0" w:lastRow="0" w:noHBand="0" w:noVBand="1" w:val="04A0"/>
+      </w:tblPr>
+      <w:tblGrid>
+        <w:gridCol w:w="2160"/>
+        <w:gridCol w:w="2160"/>
+        <w:gridCol w:w="2160"/>
+        <w:gridCol w:w="2160"/>
+      </w:tblGrid>
+      <w:tr>
+        <w:tc>
+          <w:tcPr>
+            <w:tcW w:type="dxa" w:w="4320"/>
+            <w:gridSpan w:val="2"/>
+          </w:tcPr>
+          <w:p>
+            <w:r/>
+            <w:r>
+              <w:rPr>
+                <w:b/>
+              </w:rPr>
+              <w:t>Título Caso de prueba: build_id_cliente — concatenación tipo_doc + num_doc</w:t>
+            </w:r>
+          </w:p>
+        </w:tc>
+        <w:tc>
+          <w:tcPr>
+            <w:tcW w:type="dxa" w:w="4320"/>
+            <w:gridSpan w:val="2"/>
+          </w:tcPr>
+          <w:p>
+            <w:r/>
+            <w:r>
+              <w:rPr>
+                <w:b/>
+              </w:rPr>
+              <w:t>Tipo Prueba: Unitarias</w:t>
+            </w:r>
+          </w:p>
+        </w:tc>
+      </w:tr>
+      <w:tr>
+        <w:tc>
+          <w:tcPr>
+            <w:tcW w:type="dxa" w:w="2160"/>
+          </w:tcPr>
+          <w:p>
+            <w:r/>
+            <w:r>
+              <w:rPr>
+                <w:b w:val="0"/>
+              </w:rPr>
+              <w:t>Id, Caso De Prueba: CA044</w:t>
+            </w:r>
+          </w:p>
+        </w:tc>
+        <w:tc>
+          <w:tcPr>
+            <w:tcW w:type="dxa" w:w="2160"/>
+          </w:tcPr>
+          <w:p>
+            <w:r/>
+            <w:r>
+              <w:rPr>
+                <w:b w:val="0"/>
+              </w:rPr>
+              <w:t>Ejecutado Por: Claude Code</w:t>
+            </w:r>
+          </w:p>
+        </w:tc>
+        <w:tc>
+          <w:tcPr>
+            <w:tcW w:type="dxa" w:w="2160"/>
+          </w:tcPr>
+          <w:p>
+            <w:r/>
+            <w:r>
+              <w:rPr>
+                <w:b w:val="0"/>
+              </w:rPr>
+              <w:t>Fecha Ejecución: 2026-06-30</w:t>
+            </w:r>
+          </w:p>
+        </w:tc>
+        <w:tc>
+          <w:tcPr>
+            <w:tcW w:type="dxa" w:w="2160"/>
+          </w:tcPr>
+          <w:p>
+            <w:r/>
+            <w:r>
+              <w:rPr>
+                <w:b w:val="0"/>
+              </w:rPr>
+              <w:t>Ambiente: DEV</w:t>
+            </w:r>
+          </w:p>
+        </w:tc>
+      </w:tr>
+    </w:tbl>
+    <w:p/>
+    <w:p>
+      <w:r>
+        <w:rPr>
+          <w:b/>
+        </w:rPr>
+        <w:t xml:space="preserve">DADO </w:t>
+      </w:r>
+      <w:r>
+        <w:t>un DataFrame de satélite que contiene las columnas tipo_doc y num_doc</w:t>
+      </w:r>
+    </w:p>
+    <w:p>
+      <w:r>
+        <w:rPr>
+          <w:b/>
+        </w:rPr>
+        <w:t xml:space="preserve">CUANDO </w:t>
+      </w:r>
+      <w:r>
+        <w:t>se invoca build_id_cliente sobre dicho DataFrame</w:t>
+      </w:r>
+    </w:p>
+    <w:p>
+      <w:r>
+        <w:rPr>
+          <w:b/>
+        </w:rPr>
+        <w:t xml:space="preserve">ENTONCES </w:t>
+      </w:r>
+      <w:r>
+        <w:t>se obtiene id_cliente como la concatenación 'tipo_doc-num_doc' usando concat_ws</w:t>
+      </w:r>
+    </w:p>
+    <w:p>
+      <w:r>
+        <w:rPr>
+          <w:b/>
+        </w:rPr>
+        <w:t>Acción por realizar:</w:t>
+      </w:r>
+    </w:p>
+    <w:p>
+      <w:pPr>
+        <w:pStyle w:val="ListParagraph"/>
+      </w:pPr>
+      <w:r>
+        <w:t>Construir un DataFrame sintético con tipo_doc y num_doc presentes.</w:t>
+      </w:r>
+    </w:p>
+    <w:p>
+      <w:pPr>
+        <w:pStyle w:val="ListParagraph"/>
+      </w:pPr>
+      <w:r>
+        <w:t>Invocar build_id_cliente y validar el valor resultante.</w:t>
+      </w:r>
+    </w:p>
+    <w:p>
+      <w:r>
+        <w:rPr>
+          <w:b/>
+        </w:rPr>
+        <w:t>Resultado:</w:t>
+      </w:r>
+    </w:p>
+    <w:p>
+      <w:pPr>
+        <w:pStyle w:val="ListParagraph"/>
+      </w:pPr>
+      <w:r>
+        <w:t>El valor de id_cliente corresponde a la concatenación esperada con separador '-'.</w:t>
+      </w:r>
+    </w:p>
+    <w:p>
+      <w:pPr>
+        <w:pStyle w:val="ListParagraph"/>
+      </w:pPr>
+      <w:r>
+        <w:t>Los valores nulos en tipo_doc o num_doc se reemplazan por cadena vacía antes de concatenar.</w:t>
+      </w:r>
+    </w:p>
+    <w:p>
+      <w:pPr>
+        <w:pStyle w:val="Caption"/>
+        <w:jc w:val="center"/>
+      </w:pPr>
+      <w:r>
+        <w:t>Ejecución de la función 'build_id_cliente' — concatenación</w:t>
+      </w:r>
+    </w:p>
+    <w:p/>
+    <w:tbl>
+      <w:tblPr>
+        <w:tblStyle w:val="TableGrid"/>
+        <w:tblW w:type="auto" w:w="0"/>
+        <w:tblLook w:firstColumn="1" w:firstRow="1" w:lastColumn="0" w:lastRow="0" w:noHBand="0" w:noVBand="1" w:val="04A0"/>
+      </w:tblPr>
+      <w:tblGrid>
+        <w:gridCol w:w="2160"/>
+        <w:gridCol w:w="2160"/>
+        <w:gridCol w:w="2160"/>
+        <w:gridCol w:w="2160"/>
+      </w:tblGrid>
+      <w:tr>
+        <w:tc>
+          <w:tcPr>
+            <w:tcW w:type="dxa" w:w="4320"/>
+            <w:gridSpan w:val="2"/>
+          </w:tcPr>
+          <w:p>
+            <w:r/>
+            <w:r>
+              <w:rPr>
+                <w:b/>
+              </w:rPr>
+              <w:t>Título Caso de prueba: build_id_cliente — fallback a PK propia</w:t>
+            </w:r>
+          </w:p>
+        </w:tc>
+        <w:tc>
+          <w:tcPr>
+            <w:tcW w:type="dxa" w:w="4320"/>
+            <w:gridSpan w:val="2"/>
+          </w:tcPr>
+          <w:p>
+            <w:r/>
+            <w:r>
+              <w:rPr>
+                <w:b/>
+              </w:rPr>
+              <w:t>Tipo Prueba: Unitarias</w:t>
+            </w:r>
+          </w:p>
+        </w:tc>
+      </w:tr>
+      <w:tr>
+        <w:tc>
+          <w:tcPr>
+            <w:tcW w:type="dxa" w:w="2160"/>
+          </w:tcPr>
+          <w:p>
+            <w:r/>
+            <w:r>
+              <w:rPr>
+                <w:b w:val="0"/>
+              </w:rPr>
+              <w:t>Id, Caso De Prueba: CA045</w:t>
+            </w:r>
+          </w:p>
+        </w:tc>
+        <w:tc>
+          <w:tcPr>
+            <w:tcW w:type="dxa" w:w="2160"/>
+          </w:tcPr>
+          <w:p>
+            <w:r/>
+            <w:r>
+              <w:rPr>
+                <w:b w:val="0"/>
+              </w:rPr>
+              <w:t>Ejecutado Por: Claude Code</w:t>
+            </w:r>
+          </w:p>
+        </w:tc>
+        <w:tc>
+          <w:tcPr>
+            <w:tcW w:type="dxa" w:w="2160"/>
+          </w:tcPr>
+          <w:p>
+            <w:r/>
+            <w:r>
+              <w:rPr>
+                <w:b w:val="0"/>
+              </w:rPr>
+              <w:t>Fecha Ejecución: 2026-06-30</w:t>
+            </w:r>
+          </w:p>
+        </w:tc>
+        <w:tc>
+          <w:tcPr>
+            <w:tcW w:type="dxa" w:w="2160"/>
+          </w:tcPr>
+          <w:p>
+            <w:r/>
+            <w:r>
+              <w:rPr>
+                <w:b w:val="0"/>
+              </w:rPr>
+              <w:t>Ambiente: DEV</w:t>
+            </w:r>
+          </w:p>
+        </w:tc>
+      </w:tr>
+    </w:tbl>
+    <w:p/>
+    <w:p>
+      <w:r>
+        <w:rPr>
+          <w:b/>
+        </w:rPr>
+        <w:t xml:space="preserve">DADO </w:t>
+      </w:r>
+      <w:r>
+        <w:t>un DataFrame de satélite que NO contiene las columnas tipo_doc ni num_doc</w:t>
+      </w:r>
+    </w:p>
+    <w:p>
+      <w:r>
+        <w:rPr>
+          <w:b/>
+        </w:rPr>
+        <w:t xml:space="preserve">CUANDO </w:t>
+      </w:r>
+      <w:r>
+        <w:t>se invoca build_id_cliente indicando el nombre de la PK propia del satélite</w:t>
+      </w:r>
+    </w:p>
+    <w:p>
+      <w:r>
+        <w:rPr>
+          <w:b/>
+        </w:rPr>
+        <w:t xml:space="preserve">ENTONCES </w:t>
+      </w:r>
+      <w:r>
+        <w:t>id_cliente toma el valor de la PK propia del satélite y se imprime un aviso</w:t>
+      </w:r>
+    </w:p>
+    <w:p>
+      <w:r>
+        <w:rPr>
+          <w:b/>
+        </w:rPr>
+        <w:t>Acción por realizar:</w:t>
+      </w:r>
+    </w:p>
+    <w:p>
+      <w:pPr>
+        <w:pStyle w:val="ListParagraph"/>
+      </w:pPr>
+      <w:r>
+        <w:t>Construir un DataFrame sintético sin tipo_doc ni num_doc.</w:t>
+      </w:r>
+    </w:p>
+    <w:p>
+      <w:pPr>
+        <w:pStyle w:val="ListParagraph"/>
+      </w:pPr>
+      <w:r>
+        <w:t>Invocar build_id_cliente con el parámetro pk_col.</w:t>
+      </w:r>
+    </w:p>
+    <w:p>
+      <w:r>
+        <w:rPr>
+          <w:b/>
+        </w:rPr>
+        <w:t>Resultado:</w:t>
+      </w:r>
+    </w:p>
+    <w:p>
+      <w:pPr>
+        <w:pStyle w:val="ListParagraph"/>
+      </w:pPr>
+      <w:r>
+        <w:t>id_cliente queda igual al valor de la PK propia del satélite.</w:t>
+      </w:r>
+    </w:p>
+    <w:p>
+      <w:pPr>
+        <w:pStyle w:val="ListParagraph"/>
+      </w:pPr>
+      <w:r>
+        <w:t>Se imprime el mensaje de aviso indicando el fallback aplicado.</w:t>
+      </w:r>
+    </w:p>
+    <w:p>
+      <w:pPr>
+        <w:pStyle w:val="Caption"/>
+        <w:jc w:val="center"/>
+      </w:pPr>
+      <w:r>
+        <w:t>Ejecución de la función 'build_id_cliente' — fallback a PK</w:t>
+      </w:r>
+    </w:p>
+    <w:p/>
+    <w:tbl>
+      <w:tblPr>
+        <w:tblStyle w:val="TableGrid"/>
+        <w:tblW w:type="auto" w:w="0"/>
+        <w:tblLook w:firstColumn="1" w:firstRow="1" w:lastColumn="0" w:lastRow="0" w:noHBand="0" w:noVBand="1" w:val="04A0"/>
+      </w:tblPr>
+      <w:tblGrid>
+        <w:gridCol w:w="2160"/>
+        <w:gridCol w:w="2160"/>
+        <w:gridCol w:w="2160"/>
+        <w:gridCol w:w="2160"/>
+      </w:tblGrid>
+      <w:tr>
+        <w:tc>
+          <w:tcPr>
+            <w:tcW w:type="dxa" w:w="4320"/>
+            <w:gridSpan w:val="2"/>
+          </w:tcPr>
+          <w:p>
+            <w:r/>
+            <w:r>
+              <w:rPr>
+                <w:b/>
+              </w:rPr>
+              <w:t>Título Caso de prueba: read_sat — proyección estándar de un satélite</w:t>
+            </w:r>
+          </w:p>
+        </w:tc>
+        <w:tc>
+          <w:tcPr>
+            <w:tcW w:type="dxa" w:w="4320"/>
+            <w:gridSpan w:val="2"/>
+          </w:tcPr>
+          <w:p>
+            <w:r/>
+            <w:r>
+              <w:rPr>
+                <w:b/>
+              </w:rPr>
+              <w:t>Tipo Prueba: Unitarias</w:t>
+            </w:r>
+          </w:p>
+        </w:tc>
+      </w:tr>
+      <w:tr>
+        <w:tc>
+          <w:tcPr>
+            <w:tcW w:type="dxa" w:w="2160"/>
+          </w:tcPr>
+          <w:p>
+            <w:r/>
+            <w:r>
+              <w:rPr>
+                <w:b w:val="0"/>
+              </w:rPr>
+              <w:t>Id, Caso De Prueba: CA046</w:t>
+            </w:r>
+          </w:p>
+        </w:tc>
+        <w:tc>
+          <w:tcPr>
+            <w:tcW w:type="dxa" w:w="2160"/>
+          </w:tcPr>
+          <w:p>
+            <w:r/>
+            <w:r>
+              <w:rPr>
+                <w:b w:val="0"/>
+              </w:rPr>
+              <w:t>Ejecutado Por: Claude Code</w:t>
+            </w:r>
+          </w:p>
+        </w:tc>
+        <w:tc>
+          <w:tcPr>
+            <w:tcW w:type="dxa" w:w="2160"/>
+          </w:tcPr>
+          <w:p>
+            <w:r/>
+            <w:r>
+              <w:rPr>
+                <w:b w:val="0"/>
+              </w:rPr>
+              <w:t>Fecha Ejecución: 2026-06-30</w:t>
+            </w:r>
+          </w:p>
+        </w:tc>
+        <w:tc>
+          <w:tcPr>
+            <w:tcW w:type="dxa" w:w="2160"/>
+          </w:tcPr>
+          <w:p>
+            <w:r/>
+            <w:r>
+              <w:rPr>
+                <w:b w:val="0"/>
+              </w:rPr>
+              <w:t>Ambiente: DEV</w:t>
+            </w:r>
+          </w:p>
+        </w:tc>
+      </w:tr>
+    </w:tbl>
+    <w:p/>
+    <w:p>
+      <w:r>
+        <w:rPr>
+          <w:b/>
+        </w:rPr>
+        <w:t xml:space="preserve">DADO </w:t>
+      </w:r>
+      <w:r>
+        <w:t>una tabla satélite (por ejemplo sv_sat_arl) con su PK y columnas de documento</w:t>
+      </w:r>
+    </w:p>
+    <w:p>
+      <w:r>
+        <w:rPr>
+          <w:b/>
+        </w:rPr>
+        <w:t xml:space="preserve">CUANDO </w:t>
+      </w:r>
+      <w:r>
+        <w:t>se invoca read_sat indicando la tabla, el nombre del satélite y la columna PK</w:t>
+      </w:r>
+    </w:p>
+    <w:p>
+      <w:r>
+        <w:rPr>
+          <w:b/>
+        </w:rPr>
+        <w:t xml:space="preserve">ENTONCES </w:t>
+      </w:r>
+      <w:r>
+        <w:t>se obtiene un DataFrame con las columnas id_satelite, id_cliente, satelite y fecha_creacion correctamente pobladas</w:t>
+      </w:r>
+    </w:p>
+    <w:p>
+      <w:r>
+        <w:rPr>
+          <w:b/>
+        </w:rPr>
+        <w:t>Acción por realizar:</w:t>
+      </w:r>
+    </w:p>
+    <w:p>
+      <w:pPr>
+        <w:pStyle w:val="ListParagraph"/>
+      </w:pPr>
+      <w:r>
+        <w:t>Invocar read_sat sobre una tabla satélite de prueba.</w:t>
+      </w:r>
+    </w:p>
+    <w:p>
+      <w:pPr>
+        <w:pStyle w:val="ListParagraph"/>
+      </w:pPr>
+      <w:r>
+        <w:t>Validar el esquema y los valores del DataFrame resultante.</w:t>
+      </w:r>
+    </w:p>
+    <w:p>
+      <w:r>
+        <w:rPr>
+          <w:b/>
+        </w:rPr>
+        <w:t>Resultado:</w:t>
+      </w:r>
+    </w:p>
+    <w:p>
+      <w:pPr>
+        <w:pStyle w:val="ListParagraph"/>
+      </w:pPr>
+      <w:r>
+        <w:t>id_satelite corresponde al valor de la PK convertido a string.</w:t>
+      </w:r>
+    </w:p>
+    <w:p>
+      <w:pPr>
+        <w:pStyle w:val="ListParagraph"/>
+      </w:pPr>
+      <w:r>
+        <w:t>satelite contiene el literal indicado en el parámetro sat_name.</w:t>
+      </w:r>
+    </w:p>
+    <w:p>
+      <w:pPr>
+        <w:pStyle w:val="ListParagraph"/>
+      </w:pPr>
+      <w:r>
+        <w:t>fecha_creacion queda poblada con el timestamp de ejecución.</w:t>
+      </w:r>
+    </w:p>
+    <w:p>
+      <w:pPr>
+        <w:pStyle w:val="Caption"/>
+        <w:jc w:val="center"/>
+      </w:pPr>
+      <w:r>
+        <w:t>Ejecución de la función 'read_sat'</w:t>
+      </w:r>
+    </w:p>
+    <w:p/>
+    <w:tbl>
+      <w:tblPr>
+        <w:tblStyle w:val="TableGrid"/>
+        <w:tblW w:type="auto" w:w="0"/>
+        <w:tblLook w:firstColumn="1" w:firstRow="1" w:lastColumn="0" w:lastRow="0" w:noHBand="0" w:noVBand="1" w:val="04A0"/>
+      </w:tblPr>
+      <w:tblGrid>
+        <w:gridCol w:w="2160"/>
+        <w:gridCol w:w="2160"/>
+        <w:gridCol w:w="2160"/>
+        <w:gridCol w:w="2160"/>
+      </w:tblGrid>
+      <w:tr>
+        <w:tc>
+          <w:tcPr>
+            <w:tcW w:type="dxa" w:w="4320"/>
+            <w:gridSpan w:val="2"/>
+          </w:tcPr>
+          <w:p>
+            <w:r/>
+            <w:r>
+              <w:rPr>
+                <w:b/>
+              </w:rPr>
+              <w:t>Título Caso de prueba: Unificación — unionByName de los 3 satélites</w:t>
+            </w:r>
+          </w:p>
+        </w:tc>
+        <w:tc>
+          <w:tcPr>
+            <w:tcW w:type="dxa" w:w="4320"/>
+            <w:gridSpan w:val="2"/>
+          </w:tcPr>
+          <w:p>
+            <w:r/>
+            <w:r>
+              <w:rPr>
+                <w:b/>
+              </w:rPr>
+              <w:t>Tipo Prueba: Unitarias</w:t>
+            </w:r>
+          </w:p>
+        </w:tc>
+      </w:tr>
+      <w:tr>
+        <w:tc>
+          <w:tcPr>
+            <w:tcW w:type="dxa" w:w="2160"/>
+          </w:tcPr>
+          <w:p>
+            <w:r/>
+            <w:r>
+              <w:rPr>
+                <w:b w:val="0"/>
+              </w:rPr>
+              <w:t>Id, Caso De Prueba: CA047</w:t>
+            </w:r>
+          </w:p>
+        </w:tc>
+        <w:tc>
+          <w:tcPr>
+            <w:tcW w:type="dxa" w:w="2160"/>
+          </w:tcPr>
+          <w:p>
+            <w:r/>
+            <w:r>
+              <w:rPr>
+                <w:b w:val="0"/>
+              </w:rPr>
+              <w:t>Ejecutado Por: Claude Code</w:t>
+            </w:r>
+          </w:p>
+        </w:tc>
+        <w:tc>
+          <w:tcPr>
+            <w:tcW w:type="dxa" w:w="2160"/>
+          </w:tcPr>
+          <w:p>
+            <w:r/>
+            <w:r>
+              <w:rPr>
+                <w:b w:val="0"/>
+              </w:rPr>
+              <w:t>Fecha Ejecución: 2026-06-30</w:t>
+            </w:r>
+          </w:p>
+        </w:tc>
+        <w:tc>
+          <w:tcPr>
+            <w:tcW w:type="dxa" w:w="2160"/>
+          </w:tcPr>
+          <w:p>
+            <w:r/>
+            <w:r>
+              <w:rPr>
+                <w:b w:val="0"/>
+              </w:rPr>
+              <w:t>Ambiente: DEV</w:t>
+            </w:r>
+          </w:p>
+        </w:tc>
+      </w:tr>
+    </w:tbl>
+    <w:p/>
+    <w:p>
+      <w:r>
+        <w:rPr>
+          <w:b/>
+        </w:rPr>
+        <w:t xml:space="preserve">DADO </w:t>
+      </w:r>
+      <w:r>
+        <w:t>los DataFrames proyectados de sat_arl, sat_beyond_health y sat_pyc</w:t>
+      </w:r>
+    </w:p>
+    <w:p>
+      <w:r>
+        <w:rPr>
+          <w:b/>
+        </w:rPr>
+        <w:t xml:space="preserve">CUANDO </w:t>
+      </w:r>
+      <w:r>
+        <w:t>se invoca unionByName encadenado sobre los 3 DataFrames</w:t>
+      </w:r>
+    </w:p>
+    <w:p>
+      <w:r>
+        <w:rPr>
+          <w:b/>
+        </w:rPr>
+        <w:t xml:space="preserve">ENTONCES </w:t>
+      </w:r>
+      <w:r>
+        <w:t>se obtiene un único DataFrame unified_raw cuyo total de filas es la suma de los 3 satélites de origen</w:t>
+      </w:r>
+    </w:p>
+    <w:p>
+      <w:r>
+        <w:rPr>
+          <w:b/>
+        </w:rPr>
+        <w:t>Acción por realizar:</w:t>
+      </w:r>
+    </w:p>
+    <w:p>
+      <w:pPr>
+        <w:pStyle w:val="ListParagraph"/>
+      </w:pPr>
+      <w:r>
+        <w:t>Construir los 3 DataFrames sintéticos de entrada.</w:t>
+      </w:r>
+    </w:p>
+    <w:p>
+      <w:pPr>
+        <w:pStyle w:val="ListParagraph"/>
+      </w:pPr>
+      <w:r>
+        <w:t>Ejecutar el unionByName encadenado y contar las filas resultantes.</w:t>
+      </w:r>
+    </w:p>
+    <w:p>
+      <w:r>
+        <w:rPr>
+          <w:b/>
+        </w:rPr>
+        <w:t>Resultado:</w:t>
+      </w:r>
+    </w:p>
+    <w:p>
+      <w:pPr>
+        <w:pStyle w:val="ListParagraph"/>
+      </w:pPr>
+      <w:r>
+        <w:t>El conteo total de unified_raw coincide con la suma de los conteos individuales.</w:t>
+      </w:r>
+    </w:p>
+    <w:p>
+      <w:pPr>
+        <w:pStyle w:val="Caption"/>
+        <w:jc w:val="center"/>
+      </w:pPr>
+      <w:r>
+        <w:t>Ejecución del bloque de unificación — unionByName</w:t>
+      </w:r>
+    </w:p>
+    <w:p/>
+    <w:tbl>
+      <w:tblPr>
+        <w:tblStyle w:val="TableGrid"/>
+        <w:tblW w:type="auto" w:w="0"/>
+        <w:tblLook w:firstColumn="1" w:firstRow="1" w:lastColumn="0" w:lastRow="0" w:noHBand="0" w:noVBand="1" w:val="04A0"/>
+      </w:tblPr>
+      <w:tblGrid>
+        <w:gridCol w:w="2160"/>
+        <w:gridCol w:w="2160"/>
+        <w:gridCol w:w="2160"/>
+        <w:gridCol w:w="2160"/>
+      </w:tblGrid>
+      <w:tr>
+        <w:tc>
+          <w:tcPr>
+            <w:tcW w:type="dxa" w:w="4320"/>
+            <w:gridSpan w:val="2"/>
+          </w:tcPr>
+          <w:p>
+            <w:r/>
+            <w:r>
+              <w:rPr>
+                <w:b/>
+              </w:rPr>
+              <w:t>Título Caso de prueba: Filtrado de filas sin id_cliente</w:t>
+            </w:r>
+          </w:p>
+        </w:tc>
+        <w:tc>
+          <w:tcPr>
+            <w:tcW w:type="dxa" w:w="4320"/>
+            <w:gridSpan w:val="2"/>
+          </w:tcPr>
+          <w:p>
+            <w:r/>
+            <w:r>
+              <w:rPr>
+                <w:b/>
+              </w:rPr>
+              <w:t>Tipo Prueba: Unitarias</w:t>
+            </w:r>
+          </w:p>
+        </w:tc>
+      </w:tr>
+      <w:tr>
+        <w:tc>
+          <w:tcPr>
+            <w:tcW w:type="dxa" w:w="2160"/>
+          </w:tcPr>
+          <w:p>
+            <w:r/>
+            <w:r>
+              <w:rPr>
+                <w:b w:val="0"/>
+              </w:rPr>
+              <w:t>Id, Caso De Prueba: CA048</w:t>
+            </w:r>
+          </w:p>
+        </w:tc>
+        <w:tc>
+          <w:tcPr>
+            <w:tcW w:type="dxa" w:w="2160"/>
+          </w:tcPr>
+          <w:p>
+            <w:r/>
+            <w:r>
+              <w:rPr>
+                <w:b w:val="0"/>
+              </w:rPr>
+              <w:t>Ejecutado Por: Claude Code</w:t>
+            </w:r>
+          </w:p>
+        </w:tc>
+        <w:tc>
+          <w:tcPr>
+            <w:tcW w:type="dxa" w:w="2160"/>
+          </w:tcPr>
+          <w:p>
+            <w:r/>
+            <w:r>
+              <w:rPr>
+                <w:b w:val="0"/>
+              </w:rPr>
+              <w:t>Fecha Ejecución: 2026-06-30</w:t>
+            </w:r>
+          </w:p>
+        </w:tc>
+        <w:tc>
+          <w:tcPr>
+            <w:tcW w:type="dxa" w:w="2160"/>
+          </w:tcPr>
+          <w:p>
+            <w:r/>
+            <w:r>
+              <w:rPr>
+                <w:b w:val="0"/>
+              </w:rPr>
+              <w:t>Ambiente: DEV</w:t>
+            </w:r>
+          </w:p>
+        </w:tc>
+      </w:tr>
+    </w:tbl>
+    <w:p/>
+    <w:p>
+      <w:r>
+        <w:rPr>
+          <w:b/>
+        </w:rPr>
+        <w:t xml:space="preserve">DADO </w:t>
+      </w:r>
+      <w:r>
+        <w:t>un DataFrame unificado con algunas filas con id_cliente nulo o vacío</w:t>
+      </w:r>
+    </w:p>
+    <w:p>
+      <w:r>
+        <w:rPr>
+          <w:b/>
+        </w:rPr>
+        <w:t xml:space="preserve">CUANDO </w:t>
+      </w:r>
+      <w:r>
+        <w:t>se aplica el filtro isNotNull() y trim() != ""</w:t>
+      </w:r>
+    </w:p>
+    <w:p>
+      <w:r>
+        <w:rPr>
+          <w:b/>
+        </w:rPr>
+        <w:t xml:space="preserve">ENTONCES </w:t>
+      </w:r>
+      <w:r>
+        <w:t>las filas con id_cliente nulo o en blanco se descartan del resultado</w:t>
+      </w:r>
+    </w:p>
+    <w:p>
+      <w:r>
+        <w:rPr>
+          <w:b/>
+        </w:rPr>
+        <w:t>Acción por realizar:</w:t>
+      </w:r>
+    </w:p>
+    <w:p>
+      <w:pPr>
+        <w:pStyle w:val="ListParagraph"/>
+      </w:pPr>
+      <w:r>
+        <w:t>Construir un DataFrame con filas de id_cliente nulo, vacío y válido.</w:t>
+      </w:r>
+    </w:p>
+    <w:p>
+      <w:pPr>
+        <w:pStyle w:val="ListParagraph"/>
+      </w:pPr>
+      <w:r>
+        <w:t>Aplicar el filtro y contar las filas resultantes.</w:t>
+      </w:r>
+    </w:p>
+    <w:p>
+      <w:r>
+        <w:rPr>
+          <w:b/>
+        </w:rPr>
+        <w:t>Resultado:</w:t>
+      </w:r>
+    </w:p>
+    <w:p>
+      <w:pPr>
+        <w:pStyle w:val="ListParagraph"/>
+      </w:pPr>
+      <w:r>
+        <w:t>Únicamente permanecen las filas con id_cliente no nulo y no vacío tras recortar espacios.</w:t>
+      </w:r>
+    </w:p>
+    <w:p>
+      <w:pPr>
+        <w:pStyle w:val="Caption"/>
+        <w:jc w:val="center"/>
+      </w:pPr>
+      <w:r>
+        <w:t>Ejecución del bloque de limpieza — filtrado de id_cliente</w:t>
+      </w:r>
+    </w:p>
+    <w:p/>
+    <w:tbl>
+      <w:tblPr>
+        <w:tblStyle w:val="TableGrid"/>
+        <w:tblW w:type="auto" w:w="0"/>
+        <w:tblLook w:firstColumn="1" w:firstRow="1" w:lastColumn="0" w:lastRow="0" w:noHBand="0" w:noVBand="1" w:val="04A0"/>
+      </w:tblPr>
+      <w:tblGrid>
+        <w:gridCol w:w="2160"/>
+        <w:gridCol w:w="2160"/>
+        <w:gridCol w:w="2160"/>
+        <w:gridCol w:w="2160"/>
+      </w:tblGrid>
+      <w:tr>
+        <w:tc>
+          <w:tcPr>
+            <w:tcW w:type="dxa" w:w="4320"/>
+            <w:gridSpan w:val="2"/>
+          </w:tcPr>
+          <w:p>
+            <w:r/>
+            <w:r>
+              <w:rPr>
+                <w:b/>
+              </w:rPr>
+              <w:t>Título Caso de prueba: Deduplicación por id_cliente con prioridad ARL &gt; BH &gt; PYC</w:t>
+            </w:r>
+          </w:p>
+        </w:tc>
+        <w:tc>
+          <w:tcPr>
+            <w:tcW w:type="dxa" w:w="4320"/>
+            <w:gridSpan w:val="2"/>
+          </w:tcPr>
+          <w:p>
+            <w:r/>
+            <w:r>
+              <w:rPr>
+                <w:b/>
+              </w:rPr>
+              <w:t>Tipo Prueba: Unitarias</w:t>
+            </w:r>
+          </w:p>
+        </w:tc>
+      </w:tr>
+      <w:tr>
+        <w:tc>
+          <w:tcPr>
+            <w:tcW w:type="dxa" w:w="2160"/>
+          </w:tcPr>
+          <w:p>
+            <w:r/>
+            <w:r>
+              <w:rPr>
+                <w:b w:val="0"/>
+              </w:rPr>
+              <w:t>Id, Caso De Prueba: CA049</w:t>
+            </w:r>
+          </w:p>
+        </w:tc>
+        <w:tc>
+          <w:tcPr>
+            <w:tcW w:type="dxa" w:w="2160"/>
+          </w:tcPr>
+          <w:p>
+            <w:r/>
+            <w:r>
+              <w:rPr>
+                <w:b w:val="0"/>
+              </w:rPr>
+              <w:t>Ejecutado Por: Claude Code</w:t>
+            </w:r>
+          </w:p>
+        </w:tc>
+        <w:tc>
+          <w:tcPr>
+            <w:tcW w:type="dxa" w:w="2160"/>
+          </w:tcPr>
+          <w:p>
+            <w:r/>
+            <w:r>
+              <w:rPr>
+                <w:b w:val="0"/>
+              </w:rPr>
+              <w:t>Fecha Ejecución: 2026-06-30</w:t>
+            </w:r>
+          </w:p>
+        </w:tc>
+        <w:tc>
+          <w:tcPr>
+            <w:tcW w:type="dxa" w:w="2160"/>
+          </w:tcPr>
+          <w:p>
+            <w:r/>
+            <w:r>
+              <w:rPr>
+                <w:b w:val="0"/>
+              </w:rPr>
+              <w:t>Ambiente: DEV</w:t>
+            </w:r>
+          </w:p>
+        </w:tc>
+      </w:tr>
+    </w:tbl>
+    <w:p/>
+    <w:p>
+      <w:r>
+        <w:rPr>
+          <w:b/>
+        </w:rPr>
+        <w:t xml:space="preserve">DADO </w:t>
+      </w:r>
+      <w:r>
+        <w:t>tres registros con el mismo id_cliente, uno por cada satélite</w:t>
+      </w:r>
+    </w:p>
+    <w:p>
+      <w:r>
+        <w:rPr>
+          <w:b/>
+        </w:rPr>
+        <w:t xml:space="preserve">CUANDO </w:t>
+      </w:r>
+      <w:r>
+        <w:t>se aplica la ventana de deduplicación con priority_expr y row_number()</w:t>
+      </w:r>
+    </w:p>
+    <w:p>
+      <w:r>
+        <w:rPr>
+          <w:b/>
+        </w:rPr>
+        <w:t xml:space="preserve">ENTONCES </w:t>
+      </w:r>
+      <w:r>
+        <w:t>se conserva únicamente el registro proveniente de sat_arl (prioridad 1) para ese id_cliente</w:t>
+      </w:r>
+    </w:p>
+    <w:p>
+      <w:r>
+        <w:rPr>
+          <w:b/>
+        </w:rPr>
+        <w:t>Acción por realizar:</w:t>
+      </w:r>
+    </w:p>
+    <w:p>
+      <w:pPr>
+        <w:pStyle w:val="ListParagraph"/>
+      </w:pPr>
+      <w:r>
+        <w:t>Construir 3 filas sintéticas con el mismo id_cliente, una por satélite.</w:t>
+      </w:r>
+    </w:p>
+    <w:p>
+      <w:pPr>
+        <w:pStyle w:val="ListParagraph"/>
+      </w:pPr>
+      <w:r>
+        <w:t>Ejecutar la ventana de deduplicación y validar cuál fila sobrevive.</w:t>
+      </w:r>
+    </w:p>
+    <w:p>
+      <w:r>
+        <w:rPr>
+          <w:b/>
+        </w:rPr>
+        <w:t>Resultado:</w:t>
+      </w:r>
+    </w:p>
+    <w:p>
+      <w:pPr>
+        <w:pStyle w:val="ListParagraph"/>
+      </w:pPr>
+      <w:r>
+        <w:t>La fila resultante para ese id_cliente proviene de sat_arl.</w:t>
+      </w:r>
+    </w:p>
+    <w:p>
+      <w:pPr>
+        <w:pStyle w:val="ListParagraph"/>
+      </w:pPr>
+      <w:r>
+        <w:t>Las filas de sat_beyond_health y sat_pyc para el mismo id_cliente se descartan.</w:t>
+      </w:r>
+    </w:p>
+    <w:p>
+      <w:pPr>
+        <w:pStyle w:val="Caption"/>
+        <w:jc w:val="center"/>
+      </w:pPr>
+      <w:r>
+        <w:t>Ejecución del bloque de deduplicación — prioridad por satélite</w:t>
+      </w:r>
+    </w:p>
+    <w:p/>
+    <w:tbl>
+      <w:tblPr>
+        <w:tblStyle w:val="TableGrid"/>
+        <w:tblW w:type="auto" w:w="0"/>
+        <w:tblLook w:firstColumn="1" w:firstRow="1" w:lastColumn="0" w:lastRow="0" w:noHBand="0" w:noVBand="1" w:val="04A0"/>
+      </w:tblPr>
+      <w:tblGrid>
+        <w:gridCol w:w="2160"/>
+        <w:gridCol w:w="2160"/>
+        <w:gridCol w:w="2160"/>
+        <w:gridCol w:w="2160"/>
+      </w:tblGrid>
+      <w:tr>
+        <w:tc>
+          <w:tcPr>
+            <w:tcW w:type="dxa" w:w="4320"/>
+            <w:gridSpan w:val="2"/>
+          </w:tcPr>
+          <w:p>
+            <w:r/>
+            <w:r>
+              <w:rPr>
+                <w:b/>
+              </w:rPr>
+              <w:t>Título Caso de prueba: Generación de pk_hub_cliente secuencial</w:t>
+            </w:r>
+          </w:p>
+        </w:tc>
+        <w:tc>
+          <w:tcPr>
+            <w:tcW w:type="dxa" w:w="4320"/>
+            <w:gridSpan w:val="2"/>
+          </w:tcPr>
+          <w:p>
+            <w:r/>
+            <w:r>
+              <w:rPr>
+                <w:b/>
+              </w:rPr>
+              <w:t>Tipo Prueba: Unitarias</w:t>
+            </w:r>
+          </w:p>
+        </w:tc>
+      </w:tr>
+      <w:tr>
+        <w:tc>
+          <w:tcPr>
+            <w:tcW w:type="dxa" w:w="2160"/>
+          </w:tcPr>
+          <w:p>
+            <w:r/>
+            <w:r>
+              <w:rPr>
+                <w:b w:val="0"/>
+              </w:rPr>
+              <w:t>Id, Caso De Prueba: CA050</w:t>
+            </w:r>
+          </w:p>
+        </w:tc>
+        <w:tc>
+          <w:tcPr>
+            <w:tcW w:type="dxa" w:w="2160"/>
+          </w:tcPr>
+          <w:p>
+            <w:r/>
+            <w:r>
+              <w:rPr>
+                <w:b w:val="0"/>
+              </w:rPr>
+              <w:t>Ejecutado Por: Claude Code</w:t>
+            </w:r>
+          </w:p>
+        </w:tc>
+        <w:tc>
+          <w:tcPr>
+            <w:tcW w:type="dxa" w:w="2160"/>
+          </w:tcPr>
+          <w:p>
+            <w:r/>
+            <w:r>
+              <w:rPr>
+                <w:b w:val="0"/>
+              </w:rPr>
+              <w:t>Fecha Ejecución: 2026-06-30</w:t>
+            </w:r>
+          </w:p>
+        </w:tc>
+        <w:tc>
+          <w:tcPr>
+            <w:tcW w:type="dxa" w:w="2160"/>
+          </w:tcPr>
+          <w:p>
+            <w:r/>
+            <w:r>
+              <w:rPr>
+                <w:b w:val="0"/>
+              </w:rPr>
+              <w:t>Ambiente: DEV</w:t>
+            </w:r>
+          </w:p>
+        </w:tc>
+      </w:tr>
+    </w:tbl>
+    <w:p/>
+    <w:p>
+      <w:r>
+        <w:rPr>
+          <w:b/>
+        </w:rPr>
+        <w:t xml:space="preserve">DADO </w:t>
+      </w:r>
+      <w:r>
+        <w:t>el DataFrame deduplicado unified_dedup, ordenado por id_cliente</w:t>
+      </w:r>
+    </w:p>
+    <w:p>
+      <w:r>
+        <w:rPr>
+          <w:b/>
+        </w:rPr>
+        <w:t xml:space="preserve">CUANDO </w:t>
+      </w:r>
+      <w:r>
+        <w:t>se aplica row_number() sobre la ventana ordenada por id_cliente</w:t>
+      </w:r>
+    </w:p>
+    <w:p>
+      <w:r>
+        <w:rPr>
+          <w:b/>
+        </w:rPr>
+        <w:t xml:space="preserve">ENTONCES </w:t>
+      </w:r>
+      <w:r>
+        <w:t>pk_hub_cliente queda como un consecutivo de tipo long, único y ordenado según id_cliente</w:t>
+      </w:r>
+    </w:p>
+    <w:p>
+      <w:r>
+        <w:rPr>
+          <w:b/>
+        </w:rPr>
+        <w:t>Acción por realizar:</w:t>
+      </w:r>
+    </w:p>
+    <w:p>
+      <w:pPr>
+        <w:pStyle w:val="ListParagraph"/>
+      </w:pPr>
+      <w:r>
+        <w:t>Ejecutar el bloque de generación de pk_hub_cliente sobre datos sintéticos.</w:t>
+      </w:r>
+    </w:p>
+    <w:p>
+      <w:pPr>
+        <w:pStyle w:val="ListParagraph"/>
+      </w:pPr>
+      <w:r>
+        <w:t>Validar que los valores son consecutivos, únicos y de tipo long.</w:t>
+      </w:r>
+    </w:p>
+    <w:p>
+      <w:r>
+        <w:rPr>
+          <w:b/>
+        </w:rPr>
+        <w:t>Resultado:</w:t>
+      </w:r>
+    </w:p>
+    <w:p>
+      <w:pPr>
+        <w:pStyle w:val="ListParagraph"/>
+      </w:pPr>
+      <w:r>
+        <w:t>pk_hub_cliente no presenta valores repetidos.</w:t>
+      </w:r>
+    </w:p>
+    <w:p>
+      <w:pPr>
+        <w:pStyle w:val="ListParagraph"/>
+      </w:pPr>
+      <w:r>
+        <w:t>El orden de los valores de pk_hub_cliente es consistente con el orden de id_cliente.</w:t>
+      </w:r>
+    </w:p>
+    <w:p>
+      <w:pPr>
+        <w:pStyle w:val="Caption"/>
+        <w:jc w:val="center"/>
+      </w:pPr>
+      <w:r>
+        <w:t>Ejecución del bloque de generación de PK secuencial</w:t>
+      </w:r>
+    </w:p>
+    <w:p/>
+    <w:tbl>
+      <w:tblPr>
+        <w:tblStyle w:val="TableGrid"/>
+        <w:tblW w:type="auto" w:w="0"/>
+        <w:tblLook w:firstColumn="1" w:firstRow="1" w:lastColumn="0" w:lastRow="0" w:noHBand="0" w:noVBand="1" w:val="04A0"/>
+      </w:tblPr>
+      <w:tblGrid>
+        <w:gridCol w:w="2160"/>
+        <w:gridCol w:w="2160"/>
+        <w:gridCol w:w="2160"/>
+        <w:gridCol w:w="2160"/>
+      </w:tblGrid>
+      <w:tr>
+        <w:tc>
+          <w:tcPr>
+            <w:tcW w:type="dxa" w:w="4320"/>
+            <w:gridSpan w:val="2"/>
+          </w:tcPr>
+          <w:p>
+            <w:r/>
+            <w:r>
+              <w:rPr>
+                <w:b/>
+              </w:rPr>
+              <w:t>Título Caso de prueba: table_exists — tabla destino no existe</w:t>
+            </w:r>
+          </w:p>
+        </w:tc>
+        <w:tc>
+          <w:tcPr>
+            <w:tcW w:type="dxa" w:w="4320"/>
+            <w:gridSpan w:val="2"/>
+          </w:tcPr>
+          <w:p>
+            <w:r/>
+            <w:r>
+              <w:rPr>
+                <w:b/>
+              </w:rPr>
+              <w:t>Tipo Prueba: Unitarias</w:t>
+            </w:r>
+          </w:p>
+        </w:tc>
+      </w:tr>
+      <w:tr>
+        <w:tc>
+          <w:tcPr>
+            <w:tcW w:type="dxa" w:w="2160"/>
+          </w:tcPr>
+          <w:p>
+            <w:r/>
+            <w:r>
+              <w:rPr>
+                <w:b w:val="0"/>
+              </w:rPr>
+              <w:t>Id, Caso De Prueba: CA051</w:t>
+            </w:r>
+          </w:p>
+        </w:tc>
+        <w:tc>
+          <w:tcPr>
+            <w:tcW w:type="dxa" w:w="2160"/>
+          </w:tcPr>
+          <w:p>
+            <w:r/>
+            <w:r>
+              <w:rPr>
+                <w:b w:val="0"/>
+              </w:rPr>
+              <w:t>Ejecutado Por: Claude Code</w:t>
+            </w:r>
+          </w:p>
+        </w:tc>
+        <w:tc>
+          <w:tcPr>
+            <w:tcW w:type="dxa" w:w="2160"/>
+          </w:tcPr>
+          <w:p>
+            <w:r/>
+            <w:r>
+              <w:rPr>
+                <w:b w:val="0"/>
+              </w:rPr>
+              <w:t>Fecha Ejecución: 2026-06-30</w:t>
+            </w:r>
+          </w:p>
+        </w:tc>
+        <w:tc>
+          <w:tcPr>
+            <w:tcW w:type="dxa" w:w="2160"/>
+          </w:tcPr>
+          <w:p>
+            <w:r/>
+            <w:r>
+              <w:rPr>
+                <w:b w:val="0"/>
+              </w:rPr>
+              <w:t>Ambiente: DEV</w:t>
+            </w:r>
+          </w:p>
+        </w:tc>
+      </w:tr>
+    </w:tbl>
+    <w:p/>
+    <w:p>
+      <w:r>
+        <w:rPr>
+          <w:b/>
+        </w:rPr>
+        <w:t xml:space="preserve">DADO </w:t>
+      </w:r>
+      <w:r>
+        <w:t>una tabla destino que aún no ha sido creada en el catálogo</w:t>
+      </w:r>
+    </w:p>
+    <w:p>
+      <w:r>
+        <w:rPr>
+          <w:b/>
+        </w:rPr>
+        <w:t xml:space="preserve">CUANDO </w:t>
+      </w:r>
+      <w:r>
+        <w:t>se invoca table_exists sobre dicha tabla</w:t>
+      </w:r>
+    </w:p>
+    <w:p>
+      <w:r>
+        <w:rPr>
+          <w:b/>
+        </w:rPr>
+        <w:t xml:space="preserve">ENTONCES </w:t>
+      </w:r>
+      <w:r>
+        <w:t>la función retorna False sin propagar la excepción de DESCRIBE TABLE</w:t>
+      </w:r>
+    </w:p>
+    <w:p>
+      <w:r>
+        <w:rPr>
+          <w:b/>
+        </w:rPr>
+        <w:t>Acción por realizar:</w:t>
+      </w:r>
+    </w:p>
+    <w:p>
+      <w:pPr>
+        <w:pStyle w:val="ListParagraph"/>
+      </w:pPr>
+      <w:r>
+        <w:t>Invocar table_exists sobre el nombre de una tabla inexistente.</w:t>
+      </w:r>
+    </w:p>
+    <w:p>
+      <w:pPr>
+        <w:pStyle w:val="ListParagraph"/>
+      </w:pPr>
+      <w:r>
+        <w:t>Validar el valor booleano retornado.</w:t>
+      </w:r>
+    </w:p>
+    <w:p>
+      <w:r>
+        <w:rPr>
+          <w:b/>
+        </w:rPr>
+        <w:t>Resultado:</w:t>
+      </w:r>
+    </w:p>
+    <w:p>
+      <w:pPr>
+        <w:pStyle w:val="ListParagraph"/>
+      </w:pPr>
+      <w:r>
+        <w:t>La función retorna False.</w:t>
+      </w:r>
+    </w:p>
+    <w:p>
+      <w:pPr>
+        <w:pStyle w:val="ListParagraph"/>
+      </w:pPr>
+      <w:r>
+        <w:t>No se propaga ninguna excepción al código que invoca la función.</w:t>
+      </w:r>
+    </w:p>
+    <w:p>
+      <w:pPr>
+        <w:pStyle w:val="Caption"/>
+        <w:jc w:val="center"/>
+      </w:pPr>
+      <w:r>
+        <w:t>Ejecución de la función 'table_exists' — tabla inexistente</w:t>
+      </w:r>
+    </w:p>
+    <w:p/>
+    <w:tbl>
+      <w:tblPr>
+        <w:tblStyle w:val="TableGrid"/>
+        <w:tblW w:type="auto" w:w="0"/>
+        <w:tblLook w:firstColumn="1" w:firstRow="1" w:lastColumn="0" w:lastRow="0" w:noHBand="0" w:noVBand="1" w:val="04A0"/>
+      </w:tblPr>
+      <w:tblGrid>
+        <w:gridCol w:w="2160"/>
+        <w:gridCol w:w="2160"/>
+        <w:gridCol w:w="2160"/>
+        <w:gridCol w:w="2160"/>
+      </w:tblGrid>
+      <w:tr>
+        <w:tc>
+          <w:tcPr>
+            <w:tcW w:type="dxa" w:w="4320"/>
+            <w:gridSpan w:val="2"/>
+          </w:tcPr>
+          <w:p>
+            <w:r/>
+            <w:r>
+              <w:rPr>
+                <w:b/>
+              </w:rPr>
+              <w:t>Título Caso de prueba: table_exists — tabla destino existe</w:t>
+            </w:r>
+          </w:p>
+        </w:tc>
+        <w:tc>
+          <w:tcPr>
+            <w:tcW w:type="dxa" w:w="4320"/>
+            <w:gridSpan w:val="2"/>
+          </w:tcPr>
+          <w:p>
+            <w:r/>
+            <w:r>
+              <w:rPr>
+                <w:b/>
+              </w:rPr>
+              <w:t>Tipo Prueba: Unitarias</w:t>
+            </w:r>
+          </w:p>
+        </w:tc>
+      </w:tr>
+      <w:tr>
+        <w:tc>
+          <w:tcPr>
+            <w:tcW w:type="dxa" w:w="2160"/>
+          </w:tcPr>
+          <w:p>
+            <w:r/>
+            <w:r>
+              <w:rPr>
+                <w:b w:val="0"/>
+              </w:rPr>
+              <w:t>Id, Caso De Prueba: CA052</w:t>
+            </w:r>
+          </w:p>
+        </w:tc>
+        <w:tc>
+          <w:tcPr>
+            <w:tcW w:type="dxa" w:w="2160"/>
+          </w:tcPr>
+          <w:p>
+            <w:r/>
+            <w:r>
+              <w:rPr>
+                <w:b w:val="0"/>
+              </w:rPr>
+              <w:t>Ejecutado Por: Claude Code</w:t>
+            </w:r>
+          </w:p>
+        </w:tc>
+        <w:tc>
+          <w:tcPr>
+            <w:tcW w:type="dxa" w:w="2160"/>
+          </w:tcPr>
+          <w:p>
+            <w:r/>
+            <w:r>
+              <w:rPr>
+                <w:b w:val="0"/>
+              </w:rPr>
+              <w:t>Fecha Ejecución: 2026-06-30</w:t>
+            </w:r>
+          </w:p>
+        </w:tc>
+        <w:tc>
+          <w:tcPr>
+            <w:tcW w:type="dxa" w:w="2160"/>
+          </w:tcPr>
+          <w:p>
+            <w:r/>
+            <w:r>
+              <w:rPr>
+                <w:b w:val="0"/>
+              </w:rPr>
+              <w:t>Ambiente: DEV</w:t>
+            </w:r>
+          </w:p>
+        </w:tc>
+      </w:tr>
+    </w:tbl>
+    <w:p/>
+    <w:p>
+      <w:r>
+        <w:rPr>
+          <w:b/>
+        </w:rPr>
+        <w:t xml:space="preserve">DADO </w:t>
+      </w:r>
+      <w:r>
+        <w:t>una tabla destino ya creada en el catálogo (sv_hub_clientes)</w:t>
+      </w:r>
+    </w:p>
+    <w:p>
+      <w:r>
+        <w:rPr>
+          <w:b/>
+        </w:rPr>
+        <w:t xml:space="preserve">CUANDO </w:t>
+      </w:r>
+      <w:r>
+        <w:t>se invoca table_exists sobre dicha tabla</w:t>
+      </w:r>
+    </w:p>
+    <w:p>
+      <w:r>
+        <w:rPr>
+          <w:b/>
+        </w:rPr>
+        <w:t xml:space="preserve">ENTONCES </w:t>
+      </w:r>
+      <w:r>
+        <w:t>la función retorna True</w:t>
+      </w:r>
+    </w:p>
+    <w:p>
+      <w:r>
+        <w:rPr>
+          <w:b/>
+        </w:rPr>
+        <w:t>Acción por realizar:</w:t>
+      </w:r>
+    </w:p>
+    <w:p>
+      <w:pPr>
+        <w:pStyle w:val="ListParagraph"/>
+      </w:pPr>
+      <w:r>
+        <w:t>Crear una tabla de prueba en el esquema de pruebas.</w:t>
+      </w:r>
+    </w:p>
+    <w:p>
+      <w:pPr>
+        <w:pStyle w:val="ListParagraph"/>
+      </w:pPr>
+      <w:r>
+        <w:t>Invocar table_exists sobre dicha tabla y validar el resultado.</w:t>
+      </w:r>
+    </w:p>
+    <w:p>
+      <w:r>
+        <w:rPr>
+          <w:b/>
+        </w:rPr>
+        <w:t>Resultado:</w:t>
+      </w:r>
+    </w:p>
+    <w:p>
+      <w:pPr>
+        <w:pStyle w:val="ListParagraph"/>
+      </w:pPr>
+      <w:r>
+        <w:t>La función retorna True para una tabla existente.</w:t>
+      </w:r>
+    </w:p>
+    <w:p>
+      <w:pPr>
+        <w:pStyle w:val="Caption"/>
+        <w:jc w:val="center"/>
+      </w:pPr>
+      <w:r>
+        <w:t>Ejecución de la función 'table_exists' — tabla existente</w:t>
+      </w:r>
+    </w:p>
+    <w:p/>
+    <w:tbl>
+      <w:tblPr>
+        <w:tblStyle w:val="TableGrid"/>
+        <w:tblW w:type="auto" w:w="0"/>
+        <w:tblLook w:firstColumn="1" w:firstRow="1" w:lastColumn="0" w:lastRow="0" w:noHBand="0" w:noVBand="1" w:val="04A0"/>
+      </w:tblPr>
+      <w:tblGrid>
+        <w:gridCol w:w="2160"/>
+        <w:gridCol w:w="2160"/>
+        <w:gridCol w:w="2160"/>
+        <w:gridCol w:w="2160"/>
+      </w:tblGrid>
+      <w:tr>
+        <w:tc>
+          <w:tcPr>
+            <w:tcW w:type="dxa" w:w="4320"/>
+            <w:gridSpan w:val="2"/>
+          </w:tcPr>
+          <w:p>
+            <w:r/>
+            <w:r>
+              <w:rPr>
+                <w:b/>
+              </w:rPr>
+              <w:t>Título Caso de prueba: Creación de tabla HUB cuando no existe</w:t>
+            </w:r>
+          </w:p>
+        </w:tc>
+        <w:tc>
+          <w:tcPr>
+            <w:tcW w:type="dxa" w:w="4320"/>
+            <w:gridSpan w:val="2"/>
+          </w:tcPr>
+          <w:p>
+            <w:r/>
+            <w:r>
+              <w:rPr>
+                <w:b/>
+              </w:rPr>
+              <w:t>Tipo Prueba: Unitarias</w:t>
+            </w:r>
+          </w:p>
+        </w:tc>
+      </w:tr>
+      <w:tr>
+        <w:tc>
+          <w:tcPr>
+            <w:tcW w:type="dxa" w:w="2160"/>
+          </w:tcPr>
+          <w:p>
+            <w:r/>
+            <w:r>
+              <w:rPr>
+                <w:b w:val="0"/>
+              </w:rPr>
+              <w:t>Id, Caso De Prueba: CA053</w:t>
+            </w:r>
+          </w:p>
+        </w:tc>
+        <w:tc>
+          <w:tcPr>
+            <w:tcW w:type="dxa" w:w="2160"/>
+          </w:tcPr>
+          <w:p>
+            <w:r/>
+            <w:r>
+              <w:rPr>
+                <w:b w:val="0"/>
+              </w:rPr>
+              <w:t>Ejecutado Por: Claude Code</w:t>
+            </w:r>
+          </w:p>
+        </w:tc>
+        <w:tc>
+          <w:tcPr>
+            <w:tcW w:type="dxa" w:w="2160"/>
+          </w:tcPr>
+          <w:p>
+            <w:r/>
+            <w:r>
+              <w:rPr>
+                <w:b w:val="0"/>
+              </w:rPr>
+              <w:t>Fecha Ejecución: 2026-06-30</w:t>
+            </w:r>
+          </w:p>
+        </w:tc>
+        <w:tc>
+          <w:tcPr>
+            <w:tcW w:type="dxa" w:w="2160"/>
+          </w:tcPr>
+          <w:p>
+            <w:r/>
+            <w:r>
+              <w:rPr>
+                <w:b w:val="0"/>
+              </w:rPr>
+              <w:t>Ambiente: DEV</w:t>
+            </w:r>
+          </w:p>
+        </w:tc>
+      </w:tr>
+    </w:tbl>
+    <w:p/>
+    <w:p>
+      <w:r>
+        <w:rPr>
+          <w:b/>
+        </w:rPr>
+        <w:t xml:space="preserve">DADO </w:t>
+      </w:r>
+      <w:r>
+        <w:t>que la tabla sv_hub_clientes no exista en el catálogo de pruebas</w:t>
+      </w:r>
+    </w:p>
+    <w:p>
+      <w:r>
+        <w:rPr>
+          <w:b/>
+        </w:rPr>
+        <w:t xml:space="preserve">CUANDO </w:t>
+      </w:r>
+      <w:r>
+        <w:t>se ejecuta el bloque CREATE TABLE ... USING DELTA con TBLPROPERTIES de CDF habilitado</w:t>
+      </w:r>
+    </w:p>
+    <w:p>
+      <w:r>
+        <w:rPr>
+          <w:b/>
+        </w:rPr>
+        <w:t xml:space="preserve">ENTONCES </w:t>
+      </w:r>
+      <w:r>
+        <w:t>la tabla se crea con el esquema de unified.limit(0) y la propiedad delta.enableChangeDataFeed en true</w:t>
+      </w:r>
+    </w:p>
+    <w:p>
+      <w:r>
+        <w:rPr>
+          <w:b/>
+        </w:rPr>
+        <w:t>Acción por realizar:</w:t>
+      </w:r>
+    </w:p>
+    <w:p>
+      <w:pPr>
+        <w:pStyle w:val="ListParagraph"/>
+      </w:pPr>
+      <w:r>
+        <w:t>Ejecutar el bloque de creación contra un esquema de pruebas limpio.</w:t>
+      </w:r>
+    </w:p>
+    <w:p>
+      <w:pPr>
+        <w:pStyle w:val="ListParagraph"/>
+      </w:pPr>
+      <w:r>
+        <w:t>Verificar la existencia y las propiedades de la tabla creada.</w:t>
+      </w:r>
+    </w:p>
+    <w:p>
+      <w:r>
+        <w:rPr>
+          <w:b/>
+        </w:rPr>
+        <w:t>Resultado:</w:t>
+      </w:r>
+    </w:p>
+    <w:p>
+      <w:pPr>
+        <w:pStyle w:val="ListParagraph"/>
+      </w:pPr>
+      <w:r>
+        <w:t>La tabla se crea sin error con el esquema esperado.</w:t>
+      </w:r>
+    </w:p>
+    <w:p>
+      <w:pPr>
+        <w:pStyle w:val="ListParagraph"/>
+      </w:pPr>
+      <w:r>
+        <w:t>La propiedad delta.enableChangeDataFeed queda en 'true'.</w:t>
+      </w:r>
+    </w:p>
+    <w:p>
+      <w:pPr>
+        <w:pStyle w:val="Caption"/>
+        <w:jc w:val="center"/>
+      </w:pPr>
+      <w:r>
+        <w:t>Ejecución del bloque de creación de tabla — HUB inexistente</w:t>
+      </w:r>
+    </w:p>
+    <w:p/>
+    <w:tbl>
+      <w:tblPr>
+        <w:tblStyle w:val="TableGrid"/>
+        <w:tblW w:type="auto" w:w="0"/>
+        <w:tblLook w:firstColumn="1" w:firstRow="1" w:lastColumn="0" w:lastRow="0" w:noHBand="0" w:noVBand="1" w:val="04A0"/>
+      </w:tblPr>
+      <w:tblGrid>
+        <w:gridCol w:w="2160"/>
+        <w:gridCol w:w="2160"/>
+        <w:gridCol w:w="2160"/>
+        <w:gridCol w:w="2160"/>
+      </w:tblGrid>
+      <w:tr>
+        <w:tc>
+          <w:tcPr>
+            <w:tcW w:type="dxa" w:w="4320"/>
+            <w:gridSpan w:val="2"/>
+          </w:tcPr>
+          <w:p>
+            <w:r/>
+            <w:r>
+              <w:rPr>
+                <w:b/>
+              </w:rPr>
+              <w:t>Título Caso de prueba: MERGE — inserción de id_cliente nuevo</w:t>
+            </w:r>
+          </w:p>
+        </w:tc>
+        <w:tc>
+          <w:tcPr>
+            <w:tcW w:type="dxa" w:w="4320"/>
+            <w:gridSpan w:val="2"/>
+          </w:tcPr>
+          <w:p>
+            <w:r/>
+            <w:r>
+              <w:rPr>
+                <w:b/>
+              </w:rPr>
+              <w:t>Tipo Prueba: Unitarias</w:t>
+            </w:r>
+          </w:p>
+        </w:tc>
+      </w:tr>
+      <w:tr>
+        <w:tc>
+          <w:tcPr>
+            <w:tcW w:type="dxa" w:w="2160"/>
+          </w:tcPr>
+          <w:p>
+            <w:r/>
+            <w:r>
+              <w:rPr>
+                <w:b w:val="0"/>
+              </w:rPr>
+              <w:t>Id, Caso De Prueba: CA054</w:t>
+            </w:r>
+          </w:p>
+        </w:tc>
+        <w:tc>
+          <w:tcPr>
+            <w:tcW w:type="dxa" w:w="2160"/>
+          </w:tcPr>
+          <w:p>
+            <w:r/>
+            <w:r>
+              <w:rPr>
+                <w:b w:val="0"/>
+              </w:rPr>
+              <w:t>Ejecutado Por: Claude Code</w:t>
+            </w:r>
+          </w:p>
+        </w:tc>
+        <w:tc>
+          <w:tcPr>
+            <w:tcW w:type="dxa" w:w="2160"/>
+          </w:tcPr>
+          <w:p>
+            <w:r/>
+            <w:r>
+              <w:rPr>
+                <w:b w:val="0"/>
+              </w:rPr>
+              <w:t>Fecha Ejecución: 2026-06-30</w:t>
+            </w:r>
+          </w:p>
+        </w:tc>
+        <w:tc>
+          <w:tcPr>
+            <w:tcW w:type="dxa" w:w="2160"/>
+          </w:tcPr>
+          <w:p>
+            <w:r/>
+            <w:r>
+              <w:rPr>
+                <w:b w:val="0"/>
+              </w:rPr>
+              <w:t>Ambiente: DEV</w:t>
+            </w:r>
+          </w:p>
+        </w:tc>
+      </w:tr>
+    </w:tbl>
+    <w:p/>
+    <w:p>
+      <w:r>
+        <w:rPr>
+          <w:b/>
+        </w:rPr>
+        <w:t xml:space="preserve">DADO </w:t>
+      </w:r>
+      <w:r>
+        <w:t>un id_cliente presente en el staging que no existe aún en el HUB</w:t>
+      </w:r>
+    </w:p>
+    <w:p>
+      <w:r>
+        <w:rPr>
+          <w:b/>
+        </w:rPr>
+        <w:t xml:space="preserve">CUANDO </w:t>
+      </w:r>
+      <w:r>
+        <w:t>se ejecuta el MERGE INTO sobre la tabla HUB</w:t>
+      </w:r>
+    </w:p>
+    <w:p>
+      <w:r>
+        <w:rPr>
+          <w:b/>
+        </w:rPr>
+        <w:t xml:space="preserve">ENTONCES </w:t>
+      </w:r>
+      <w:r>
+        <w:t>el registro se inserta vía la rama WHEN NOT MATCHED, conservando el pk_hub_cliente generado en el staging</w:t>
+      </w:r>
+    </w:p>
+    <w:p>
+      <w:r>
+        <w:rPr>
+          <w:b/>
+        </w:rPr>
+        <w:t>Acción por realizar:</w:t>
+      </w:r>
+    </w:p>
+    <w:p>
+      <w:pPr>
+        <w:pStyle w:val="ListParagraph"/>
+      </w:pPr>
+      <w:r>
+        <w:t>Preparar un staging con un id_cliente nuevo.</w:t>
+      </w:r>
+    </w:p>
+    <w:p>
+      <w:pPr>
+        <w:pStyle w:val="ListParagraph"/>
+      </w:pPr>
+      <w:r>
+        <w:t>Ejecutar el MERGE y validar que el registro fue insertado.</w:t>
+      </w:r>
+    </w:p>
+    <w:p>
+      <w:r>
+        <w:rPr>
+          <w:b/>
+        </w:rPr>
+        <w:t>Resultado:</w:t>
+      </w:r>
+    </w:p>
+    <w:p>
+      <w:pPr>
+        <w:pStyle w:val="ListParagraph"/>
+      </w:pPr>
+      <w:r>
+        <w:t>El registro aparece en el HUB con el mismo pk_hub_cliente generado en el staging.</w:t>
+      </w:r>
+    </w:p>
+    <w:p>
+      <w:pPr>
+        <w:pStyle w:val="ListParagraph"/>
+      </w:pPr>
+      <w:r>
+        <w:t>Los demás campos (id_satelite, satelite, fecha_creacion) quedan correctamente poblados.</w:t>
+      </w:r>
+    </w:p>
+    <w:p>
+      <w:pPr>
+        <w:pStyle w:val="Caption"/>
+        <w:jc w:val="center"/>
+      </w:pPr>
+      <w:r>
+        <w:t>Ejecución del MERGE — inserción de nuevo cliente</w:t>
+      </w:r>
+    </w:p>
+    <w:p/>
+    <w:tbl>
+      <w:tblPr>
+        <w:tblStyle w:val="TableGrid"/>
+        <w:tblW w:type="auto" w:w="0"/>
+        <w:tblLook w:firstColumn="1" w:firstRow="1" w:lastColumn="0" w:lastRow="0" w:noHBand="0" w:noVBand="1" w:val="04A0"/>
+      </w:tblPr>
+      <w:tblGrid>
+        <w:gridCol w:w="2160"/>
+        <w:gridCol w:w="2160"/>
+        <w:gridCol w:w="2160"/>
+        <w:gridCol w:w="2160"/>
+      </w:tblGrid>
+      <w:tr>
+        <w:tc>
+          <w:tcPr>
+            <w:tcW w:type="dxa" w:w="4320"/>
+            <w:gridSpan w:val="2"/>
+          </w:tcPr>
+          <w:p>
+            <w:r/>
+            <w:r>
+              <w:rPr>
+                <w:b/>
+              </w:rPr>
+              <w:t>Título Caso de prueba: MERGE — actualización de id_cliente existente</w:t>
+            </w:r>
+          </w:p>
+        </w:tc>
+        <w:tc>
+          <w:tcPr>
+            <w:tcW w:type="dxa" w:w="4320"/>
+            <w:gridSpan w:val="2"/>
+          </w:tcPr>
+          <w:p>
+            <w:r/>
+            <w:r>
+              <w:rPr>
+                <w:b/>
+              </w:rPr>
+              <w:t>Tipo Prueba: Unitarias</w:t>
+            </w:r>
+          </w:p>
+        </w:tc>
+      </w:tr>
+      <w:tr>
+        <w:tc>
+          <w:tcPr>
+            <w:tcW w:type="dxa" w:w="2160"/>
+          </w:tcPr>
+          <w:p>
+            <w:r/>
+            <w:r>
+              <w:rPr>
+                <w:b w:val="0"/>
+              </w:rPr>
+              <w:t>Id, Caso De Prueba: CA055</w:t>
+            </w:r>
+          </w:p>
+        </w:tc>
+        <w:tc>
+          <w:tcPr>
+            <w:tcW w:type="dxa" w:w="2160"/>
+          </w:tcPr>
+          <w:p>
+            <w:r/>
+            <w:r>
+              <w:rPr>
+                <w:b w:val="0"/>
+              </w:rPr>
+              <w:t>Ejecutado Por: Claude Code</w:t>
+            </w:r>
+          </w:p>
+        </w:tc>
+        <w:tc>
+          <w:tcPr>
+            <w:tcW w:type="dxa" w:w="2160"/>
+          </w:tcPr>
+          <w:p>
+            <w:r/>
+            <w:r>
+              <w:rPr>
+                <w:b w:val="0"/>
+              </w:rPr>
+              <w:t>Fecha Ejecución: 2026-06-30</w:t>
+            </w:r>
+          </w:p>
+        </w:tc>
+        <w:tc>
+          <w:tcPr>
+            <w:tcW w:type="dxa" w:w="2160"/>
+          </w:tcPr>
+          <w:p>
+            <w:r/>
+            <w:r>
+              <w:rPr>
+                <w:b w:val="0"/>
+              </w:rPr>
+              <w:t>Ambiente: DEV</w:t>
+            </w:r>
+          </w:p>
+        </w:tc>
+      </w:tr>
+    </w:tbl>
+    <w:p/>
+    <w:p>
+      <w:r>
+        <w:rPr>
+          <w:b/>
+        </w:rPr>
+        <w:t xml:space="preserve">DADO </w:t>
+      </w:r>
+      <w:r>
+        <w:t>un id_cliente que ya existe en el HUB con datos desactualizados</w:t>
+      </w:r>
+    </w:p>
+    <w:p>
+      <w:r>
+        <w:rPr>
+          <w:b/>
+        </w:rPr>
+        <w:t xml:space="preserve">CUANDO </w:t>
+      </w:r>
+      <w:r>
+        <w:t>se ejecuta el MERGE INTO sobre la tabla HUB</w:t>
+      </w:r>
+    </w:p>
+    <w:p>
+      <w:r>
+        <w:rPr>
+          <w:b/>
+        </w:rPr>
+        <w:t xml:space="preserve">ENTONCES </w:t>
+      </w:r>
+      <w:r>
+        <w:t>el registro se actualiza vía WHEN MATCHED, sin modificar pk_hub_cliente</w:t>
+      </w:r>
+    </w:p>
+    <w:p>
+      <w:r>
+        <w:rPr>
+          <w:b/>
+        </w:rPr>
+        <w:t>Acción por realizar:</w:t>
+      </w:r>
+    </w:p>
+    <w:p>
+      <w:pPr>
+        <w:pStyle w:val="ListParagraph"/>
+      </w:pPr>
+      <w:r>
+        <w:t>Preparar un HUB con un registro existente y un staging con datos actualizados para el mismo id_cliente.</w:t>
+      </w:r>
+    </w:p>
+    <w:p>
+      <w:pPr>
+        <w:pStyle w:val="ListParagraph"/>
+      </w:pPr>
+      <w:r>
+        <w:t>Ejecutar el MERGE y validar el resultado.</w:t>
+      </w:r>
+    </w:p>
+    <w:p>
+      <w:r>
+        <w:rPr>
+          <w:b/>
+        </w:rPr>
+        <w:t>Resultado:</w:t>
+      </w:r>
+    </w:p>
+    <w:p>
+      <w:pPr>
+        <w:pStyle w:val="ListParagraph"/>
+      </w:pPr>
+      <w:r>
+        <w:t>Los campos id_satelite, satelite y fecha_creacion quedan actualizados.</w:t>
+      </w:r>
+    </w:p>
+    <w:p>
+      <w:pPr>
+        <w:pStyle w:val="ListParagraph"/>
+      </w:pPr>
+      <w:r>
+        <w:t>El valor de pk_hub_cliente del registro existente no cambia.</w:t>
+      </w:r>
+    </w:p>
+    <w:p>
+      <w:pPr>
+        <w:pStyle w:val="Caption"/>
+        <w:jc w:val="center"/>
+      </w:pPr>
+      <w:r>
+        <w:t>Ejecución del MERGE — actualización de cliente existente</w:t>
+      </w:r>
+    </w:p>
+    <w:p/>
+    <w:tbl>
+      <w:tblPr>
+        <w:tblStyle w:val="TableGrid"/>
+        <w:tblW w:type="auto" w:w="0"/>
+        <w:tblLook w:firstColumn="1" w:firstRow="1" w:lastColumn="0" w:lastRow="0" w:noHBand="0" w:noVBand="1" w:val="04A0"/>
+      </w:tblPr>
+      <w:tblGrid>
+        <w:gridCol w:w="2160"/>
+        <w:gridCol w:w="2160"/>
+        <w:gridCol w:w="2160"/>
+        <w:gridCol w:w="2160"/>
+      </w:tblGrid>
+      <w:tr>
+        <w:tc>
+          <w:tcPr>
+            <w:tcW w:type="dxa" w:w="4320"/>
+            <w:gridSpan w:val="2"/>
+          </w:tcPr>
+          <w:p>
+            <w:r/>
+            <w:r>
+              <w:rPr>
+                <w:b/>
+              </w:rPr>
+              <w:t>Título Caso de prueba: Validación post-carga — id_cliente nulos</w:t>
+            </w:r>
+          </w:p>
+        </w:tc>
+        <w:tc>
+          <w:tcPr>
+            <w:tcW w:type="dxa" w:w="4320"/>
+            <w:gridSpan w:val="2"/>
+          </w:tcPr>
+          <w:p>
+            <w:r/>
+            <w:r>
+              <w:rPr>
+                <w:b/>
+              </w:rPr>
+              <w:t>Tipo Prueba: Unitarias</w:t>
+            </w:r>
+          </w:p>
+        </w:tc>
+      </w:tr>
+      <w:tr>
+        <w:tc>
+          <w:tcPr>
+            <w:tcW w:type="dxa" w:w="2160"/>
+          </w:tcPr>
+          <w:p>
+            <w:r/>
+            <w:r>
+              <w:rPr>
+                <w:b w:val="0"/>
+              </w:rPr>
+              <w:t>Id, Caso De Prueba: CA056</w:t>
+            </w:r>
+          </w:p>
+        </w:tc>
+        <w:tc>
+          <w:tcPr>
+            <w:tcW w:type="dxa" w:w="2160"/>
+          </w:tcPr>
+          <w:p>
+            <w:r/>
+            <w:r>
+              <w:rPr>
+                <w:b w:val="0"/>
+              </w:rPr>
+              <w:t>Ejecutado Por: Claude Code</w:t>
+            </w:r>
+          </w:p>
+        </w:tc>
+        <w:tc>
+          <w:tcPr>
+            <w:tcW w:type="dxa" w:w="2160"/>
+          </w:tcPr>
+          <w:p>
+            <w:r/>
+            <w:r>
+              <w:rPr>
+                <w:b w:val="0"/>
+              </w:rPr>
+              <w:t>Fecha Ejecución: 2026-06-30</w:t>
+            </w:r>
+          </w:p>
+        </w:tc>
+        <w:tc>
+          <w:tcPr>
+            <w:tcW w:type="dxa" w:w="2160"/>
+          </w:tcPr>
+          <w:p>
+            <w:r/>
+            <w:r>
+              <w:rPr>
+                <w:b w:val="0"/>
+              </w:rPr>
+              <w:t>Ambiente: DEV</w:t>
+            </w:r>
+          </w:p>
+        </w:tc>
+      </w:tr>
+    </w:tbl>
+    <w:p/>
+    <w:p>
+      <w:r>
+        <w:rPr>
+          <w:b/>
+        </w:rPr>
+        <w:t xml:space="preserve">DADO </w:t>
+      </w:r>
+      <w:r>
+        <w:t>la tabla HUB luego de ejecutado el MERGE</w:t>
+      </w:r>
+    </w:p>
+    <w:p>
+      <w:r>
+        <w:rPr>
+          <w:b/>
+        </w:rPr>
+        <w:t xml:space="preserve">CUANDO </w:t>
+      </w:r>
+      <w:r>
+        <w:t>se ejecuta la consulta de conteo de id_cliente nulos o vacíos</w:t>
+      </w:r>
+    </w:p>
+    <w:p>
+      <w:r>
+        <w:rPr>
+          <w:b/>
+        </w:rPr>
+        <w:t xml:space="preserve">ENTONCES </w:t>
+      </w:r>
+      <w:r>
+        <w:t>el conteo es igual a cero, dado que dichas filas fueron descartadas antes del MERGE</w:t>
+      </w:r>
+    </w:p>
+    <w:p>
+      <w:r>
+        <w:rPr>
+          <w:b/>
+        </w:rPr>
+        <w:t>Acción por realizar:</w:t>
+      </w:r>
+    </w:p>
+    <w:p>
+      <w:pPr>
+        <w:pStyle w:val="ListParagraph"/>
+      </w:pPr>
+      <w:r>
+        <w:t>Ejecutar la consulta de validación post-carga sobre la tabla HUB de pruebas.</w:t>
+      </w:r>
+    </w:p>
+    <w:p>
+      <w:pPr>
+        <w:pStyle w:val="ListParagraph"/>
+      </w:pPr>
+      <w:r>
+        <w:t>Validar que el conteo retornado es cero.</w:t>
+      </w:r>
+    </w:p>
+    <w:p>
+      <w:r>
+        <w:rPr>
+          <w:b/>
+        </w:rPr>
+        <w:t>Resultado:</w:t>
+      </w:r>
+    </w:p>
+    <w:p>
+      <w:pPr>
+        <w:pStyle w:val="ListParagraph"/>
+      </w:pPr>
+      <w:r>
+        <w:t>null_bk es igual a cero.</w:t>
+      </w:r>
+    </w:p>
+    <w:p>
+      <w:pPr>
+        <w:pStyle w:val="ListParagraph"/>
+      </w:pPr>
+      <w:r>
+        <w:t>El mensaje de validación se imprime con el marcador '✓'.</w:t>
+      </w:r>
+    </w:p>
+    <w:p>
+      <w:pPr>
+        <w:pStyle w:val="Caption"/>
+        <w:jc w:val="center"/>
+      </w:pPr>
+      <w:r>
+        <w:t>Ejecución de la validación post-carga — id_cliente nulos</w:t>
+      </w:r>
+    </w:p>
+    <w:p/>
+    <w:tbl>
+      <w:tblPr>
+        <w:tblStyle w:val="TableGrid"/>
+        <w:tblW w:type="auto" w:w="0"/>
+        <w:tblLook w:firstColumn="1" w:firstRow="1" w:lastColumn="0" w:lastRow="0" w:noHBand="0" w:noVBand="1" w:val="04A0"/>
+      </w:tblPr>
+      <w:tblGrid>
+        <w:gridCol w:w="2160"/>
+        <w:gridCol w:w="2160"/>
+        <w:gridCol w:w="2160"/>
+        <w:gridCol w:w="2160"/>
+      </w:tblGrid>
+      <w:tr>
+        <w:tc>
+          <w:tcPr>
+            <w:tcW w:type="dxa" w:w="4320"/>
+            <w:gridSpan w:val="2"/>
+          </w:tcPr>
+          <w:p>
+            <w:r/>
+            <w:r>
+              <w:rPr>
+                <w:b/>
+              </w:rPr>
+              <w:t>Título Caso de prueba: Validación post-carga — id_cliente duplicados</w:t>
+            </w:r>
+          </w:p>
+        </w:tc>
+        <w:tc>
+          <w:tcPr>
+            <w:tcW w:type="dxa" w:w="4320"/>
+            <w:gridSpan w:val="2"/>
+          </w:tcPr>
+          <w:p>
+            <w:r/>
+            <w:r>
+              <w:rPr>
+                <w:b/>
+              </w:rPr>
+              <w:t>Tipo Prueba: Unitarias</w:t>
+            </w:r>
+          </w:p>
+        </w:tc>
+      </w:tr>
+      <w:tr>
+        <w:tc>
+          <w:tcPr>
+            <w:tcW w:type="dxa" w:w="2160"/>
+          </w:tcPr>
+          <w:p>
+            <w:r/>
+            <w:r>
+              <w:rPr>
+                <w:b w:val="0"/>
+              </w:rPr>
+              <w:t>Id, Caso De Prueba: CA057</w:t>
+            </w:r>
+          </w:p>
+        </w:tc>
+        <w:tc>
+          <w:tcPr>
+            <w:tcW w:type="dxa" w:w="2160"/>
+          </w:tcPr>
+          <w:p>
+            <w:r/>
+            <w:r>
+              <w:rPr>
+                <w:b w:val="0"/>
+              </w:rPr>
+              <w:t>Ejecutado Por: Claude Code</w:t>
+            </w:r>
+          </w:p>
+        </w:tc>
+        <w:tc>
+          <w:tcPr>
+            <w:tcW w:type="dxa" w:w="2160"/>
+          </w:tcPr>
+          <w:p>
+            <w:r/>
+            <w:r>
+              <w:rPr>
+                <w:b w:val="0"/>
+              </w:rPr>
+              <w:t>Fecha Ejecución: 2026-06-30</w:t>
+            </w:r>
+          </w:p>
+        </w:tc>
+        <w:tc>
+          <w:tcPr>
+            <w:tcW w:type="dxa" w:w="2160"/>
+          </w:tcPr>
+          <w:p>
+            <w:r/>
+            <w:r>
+              <w:rPr>
+                <w:b w:val="0"/>
+              </w:rPr>
+              <w:t>Ambiente: DEV</w:t>
+            </w:r>
+          </w:p>
+        </w:tc>
+      </w:tr>
+    </w:tbl>
+    <w:p/>
+    <w:p>
+      <w:r>
+        <w:rPr>
+          <w:b/>
+        </w:rPr>
+        <w:t xml:space="preserve">DADO </w:t>
+      </w:r>
+      <w:r>
+        <w:t>la tabla HUB luego de ejecutado el MERGE</w:t>
+      </w:r>
+    </w:p>
+    <w:p>
+      <w:r>
+        <w:rPr>
+          <w:b/>
+        </w:rPr>
+        <w:t xml:space="preserve">CUANDO </w:t>
+      </w:r>
+      <w:r>
+        <w:t>se ejecuta la consulta GROUP BY id_cliente HAVING COUNT(*) &gt; 1</w:t>
+      </w:r>
+    </w:p>
+    <w:p>
+      <w:r>
+        <w:rPr>
+          <w:b/>
+        </w:rPr>
+        <w:t xml:space="preserve">ENTONCES </w:t>
+      </w:r>
+      <w:r>
+        <w:t>el conteo de duplicados es igual a cero, dado que la deduplicación se aplicó antes de la carga</w:t>
+      </w:r>
+    </w:p>
+    <w:p>
+      <w:r>
+        <w:rPr>
+          <w:b/>
+        </w:rPr>
+        <w:t>Acción por realizar:</w:t>
+      </w:r>
+    </w:p>
+    <w:p>
+      <w:pPr>
+        <w:pStyle w:val="ListParagraph"/>
+      </w:pPr>
+      <w:r>
+        <w:t>Ejecutar la consulta de validación post-carga sobre la tabla HUB de pruebas.</w:t>
+      </w:r>
+    </w:p>
+    <w:p>
+      <w:pPr>
+        <w:pStyle w:val="ListParagraph"/>
+      </w:pPr>
+      <w:r>
+        <w:t>Validar que el conteo retornado es cero.</w:t>
+      </w:r>
+    </w:p>
+    <w:p>
+      <w:r>
+        <w:rPr>
+          <w:b/>
+        </w:rPr>
+        <w:t>Resultado:</w:t>
+      </w:r>
+    </w:p>
+    <w:p>
+      <w:pPr>
+        <w:pStyle w:val="ListParagraph"/>
+      </w:pPr>
+      <w:r>
+        <w:t>dup_bk es igual a cero.</w:t>
+      </w:r>
+    </w:p>
+    <w:p>
+      <w:pPr>
+        <w:pStyle w:val="ListParagraph"/>
+      </w:pPr>
+      <w:r>
+        <w:t>El mensaje de validación se imprime con el marcador '✓'.</w:t>
+      </w:r>
+    </w:p>
+    <w:p>
+      <w:pPr>
+        <w:pStyle w:val="Caption"/>
+        <w:jc w:val="center"/>
+      </w:pPr>
+      <w:r>
+        <w:t>Ejecución de la validación post-carga — id_cliente duplicados</w:t>
+      </w:r>
+    </w:p>
+    <w:p/>
+    <w:tbl>
+      <w:tblPr>
+        <w:tblStyle w:val="TableGrid"/>
+        <w:tblW w:type="auto" w:w="0"/>
+        <w:tblLook w:firstColumn="1" w:firstRow="1" w:lastColumn="0" w:lastRow="0" w:noHBand="0" w:noVBand="1" w:val="04A0"/>
+      </w:tblPr>
+      <w:tblGrid>
+        <w:gridCol w:w="2160"/>
+        <w:gridCol w:w="2160"/>
+        <w:gridCol w:w="2160"/>
+        <w:gridCol w:w="2160"/>
+      </w:tblGrid>
+      <w:tr>
+        <w:tc>
+          <w:tcPr>
+            <w:tcW w:type="dxa" w:w="4320"/>
+            <w:gridSpan w:val="2"/>
+          </w:tcPr>
+          <w:p>
+            <w:r/>
+            <w:r>
+              <w:rPr>
+                <w:b/>
+              </w:rPr>
+              <w:t>Título Caso de prueba: Integración — ejecución completa del notebook Hub Cliente</w:t>
+            </w:r>
+          </w:p>
+        </w:tc>
+        <w:tc>
+          <w:tcPr>
+            <w:tcW w:type="dxa" w:w="4320"/>
+            <w:gridSpan w:val="2"/>
+          </w:tcPr>
+          <w:p>
+            <w:r/>
+            <w:r>
+              <w:rPr>
+                <w:b/>
+              </w:rPr>
+              <w:t>Tipo Prueba: Unitarias</w:t>
+            </w:r>
+          </w:p>
+        </w:tc>
+      </w:tr>
+      <w:tr>
+        <w:tc>
+          <w:tcPr>
+            <w:tcW w:type="dxa" w:w="2160"/>
+          </w:tcPr>
+          <w:p>
+            <w:r/>
+            <w:r>
+              <w:rPr>
+                <w:b w:val="0"/>
+              </w:rPr>
+              <w:t>Id, Caso De Prueba: CA058</w:t>
+            </w:r>
+          </w:p>
+        </w:tc>
+        <w:tc>
+          <w:tcPr>
+            <w:tcW w:type="dxa" w:w="2160"/>
+          </w:tcPr>
+          <w:p>
+            <w:r/>
+            <w:r>
+              <w:rPr>
+                <w:b w:val="0"/>
+              </w:rPr>
+              <w:t>Ejecutado Por: Claude Code</w:t>
+            </w:r>
+          </w:p>
+        </w:tc>
+        <w:tc>
+          <w:tcPr>
+            <w:tcW w:type="dxa" w:w="2160"/>
+          </w:tcPr>
+          <w:p>
+            <w:r/>
+            <w:r>
+              <w:rPr>
+                <w:b w:val="0"/>
+              </w:rPr>
+              <w:t>Fecha Ejecución: 2026-06-30</w:t>
+            </w:r>
+          </w:p>
+        </w:tc>
+        <w:tc>
+          <w:tcPr>
+            <w:tcW w:type="dxa" w:w="2160"/>
+          </w:tcPr>
+          <w:p>
+            <w:r/>
+            <w:r>
+              <w:rPr>
+                <w:b w:val="0"/>
+              </w:rPr>
+              <w:t>Ambiente: DEV</w:t>
+            </w:r>
+          </w:p>
+        </w:tc>
+      </w:tr>
+    </w:tbl>
+    <w:p/>
+    <w:p>
+      <w:r>
+        <w:rPr>
+          <w:b/>
+        </w:rPr>
+        <w:t xml:space="preserve">DADO </w:t>
+      </w:r>
+      <w:r>
+        <w:t>tablas sv_sat_arl, sv_sat_beyond_health y sv_sat_pyc con muestra de datos en esquema de pruebas</w:t>
+      </w:r>
+    </w:p>
+    <w:p>
+      <w:r>
+        <w:rPr>
+          <w:b/>
+        </w:rPr>
+        <w:t xml:space="preserve">CUANDO </w:t>
+      </w:r>
+      <w:r>
+        <w:t>se ejecuta el notebook completo de Hub Cliente, de principio a fin</w:t>
+      </w:r>
+    </w:p>
+    <w:p>
+      <w:r>
+        <w:rPr>
+          <w:b/>
+        </w:rPr>
+        <w:t xml:space="preserve">ENTONCES </w:t>
+      </w:r>
+      <w:r>
+        <w:t>la tabla sv_hub_clientes queda creada/actualizada sin error, con 0 nulos y 0 duplicados en id_cliente, y el resumen ejecutivo se muestra correctamente</w:t>
+      </w:r>
+    </w:p>
+    <w:p>
+      <w:r>
+        <w:rPr>
+          <w:b/>
+        </w:rPr>
+        <w:t>Acción por realizar:</w:t>
+      </w:r>
+    </w:p>
+    <w:p>
+      <w:pPr>
+        <w:pStyle w:val="ListParagraph"/>
+      </w:pPr>
+      <w:r>
+        <w:t>Ejecutar el notebook completo contra el esquema de pruebas.</w:t>
+      </w:r>
+    </w:p>
+    <w:p>
+      <w:pPr>
+        <w:pStyle w:val="ListParagraph"/>
+      </w:pPr>
+      <w:r>
+        <w:t>Revisar el resumen de validación post-carga y la distribución por satélite.</w:t>
+      </w:r>
+    </w:p>
+    <w:p>
+      <w:r>
+        <w:rPr>
+          <w:b/>
+        </w:rPr>
+        <w:t>Resultado:</w:t>
+      </w:r>
+    </w:p>
+    <w:p>
+      <w:pPr>
+        <w:pStyle w:val="ListParagraph"/>
+      </w:pPr>
+      <w:r>
+        <w:t>El estado general impreso es 'OK' (sin advertencias).</w:t>
+      </w:r>
+    </w:p>
+    <w:p>
+      <w:pPr>
+        <w:pStyle w:val="ListParagraph"/>
+      </w:pPr>
+      <w:r>
+        <w:t>La distribución por satélite refleja el origen real de cada registro.</w:t>
+      </w:r>
+    </w:p>
+    <w:p>
+      <w:pPr>
+        <w:pStyle w:val="Caption"/>
+        <w:jc w:val="center"/>
+      </w:pPr>
+      <w:r>
+        <w:t>Ejecución de integración — notebook Hub Cliente completo</w:t>
+      </w:r>
+    </w:p>
+    <w:p/>
+    <w:p>
+      <w:pPr>
+        <w:pStyle w:val="Heading1"/>
+      </w:pPr>
+      <w:r>
+        <w:t>Ejecución de funciones — notebook Ejecución de Reglas de Calidad</w:t>
+      </w:r>
+    </w:p>
+    <w:tbl>
+      <w:tblPr>
+        <w:tblStyle w:val="TableGrid"/>
+        <w:tblW w:type="auto" w:w="0"/>
+        <w:tblLook w:firstColumn="1" w:firstRow="1" w:lastColumn="0" w:lastRow="0" w:noHBand="0" w:noVBand="1" w:val="04A0"/>
+      </w:tblPr>
+      <w:tblGrid>
+        <w:gridCol w:w="2160"/>
+        <w:gridCol w:w="2160"/>
+        <w:gridCol w:w="2160"/>
+        <w:gridCol w:w="2160"/>
+      </w:tblGrid>
+      <w:tr>
+        <w:tc>
+          <w:tcPr>
+            <w:tcW w:type="dxa" w:w="4320"/>
+            <w:gridSpan w:val="2"/>
+          </w:tcPr>
+          <w:p>
+            <w:r/>
+            <w:r>
+              <w:rPr>
+                <w:b/>
+              </w:rPr>
+              <w:t>Título Caso de prueba: col_expr — spec single</w:t>
+            </w:r>
+          </w:p>
+        </w:tc>
+        <w:tc>
+          <w:tcPr>
+            <w:tcW w:type="dxa" w:w="4320"/>
+            <w:gridSpan w:val="2"/>
+          </w:tcPr>
+          <w:p>
+            <w:r/>
+            <w:r>
+              <w:rPr>
+                <w:b/>
+              </w:rPr>
+              <w:t>Tipo Prueba: Unitarias</w:t>
+            </w:r>
+          </w:p>
+        </w:tc>
+      </w:tr>
+      <w:tr>
+        <w:tc>
+          <w:tcPr>
+            <w:tcW w:type="dxa" w:w="2160"/>
+          </w:tcPr>
+          <w:p>
+            <w:r/>
+            <w:r>
+              <w:rPr>
+                <w:b w:val="0"/>
+              </w:rPr>
+              <w:t>Id, Caso De Prueba: CA059</w:t>
+            </w:r>
+          </w:p>
+        </w:tc>
+        <w:tc>
+          <w:tcPr>
+            <w:tcW w:type="dxa" w:w="2160"/>
+          </w:tcPr>
+          <w:p>
+            <w:r/>
+            <w:r>
+              <w:rPr>
+                <w:b w:val="0"/>
+              </w:rPr>
+              <w:t>Ejecutado Por: Claude Code</w:t>
+            </w:r>
+          </w:p>
+        </w:tc>
+        <w:tc>
+          <w:tcPr>
+            <w:tcW w:type="dxa" w:w="2160"/>
+          </w:tcPr>
+          <w:p>
+            <w:r/>
+            <w:r>
+              <w:rPr>
+                <w:b w:val="0"/>
+              </w:rPr>
+              <w:t>Fecha Ejecución: 2026-06-30</w:t>
+            </w:r>
+          </w:p>
+        </w:tc>
+        <w:tc>
+          <w:tcPr>
+            <w:tcW w:type="dxa" w:w="2160"/>
+          </w:tcPr>
+          <w:p>
+            <w:r/>
+            <w:r>
+              <w:rPr>
+                <w:b w:val="0"/>
+              </w:rPr>
+              <w:t>Ambiente: DEV</w:t>
+            </w:r>
+          </w:p>
+        </w:tc>
+      </w:tr>
+    </w:tbl>
+    <w:p/>
+    <w:p>
+      <w:r>
+        <w:rPr>
+          <w:b/>
+        </w:rPr>
+        <w:t xml:space="preserve">DADO </w:t>
+      </w:r>
+      <w:r>
+        <w:t>un spec de tipo ("single", ["primer_nombre"]) del COLUMN_MAP</w:t>
+      </w:r>
+    </w:p>
+    <w:p>
+      <w:r>
+        <w:rPr>
+          <w:b/>
+        </w:rPr>
+        <w:t xml:space="preserve">CUANDO </w:t>
+      </w:r>
+      <w:r>
+        <w:t>se invoca col_expr sobre dicho spec</w:t>
+      </w:r>
+    </w:p>
+    <w:p>
+      <w:r>
+        <w:rPr>
+          <w:b/>
+        </w:rPr>
+        <w:t xml:space="preserve">ENTONCES </w:t>
+      </w:r>
+      <w:r>
+        <w:t>se obtiene la expresión SQL `primer_nombre` entre backticks</w:t>
+      </w:r>
+    </w:p>
+    <w:p>
+      <w:r>
+        <w:rPr>
+          <w:b/>
+        </w:rPr>
+        <w:t>Acción por realizar:</w:t>
+      </w:r>
+    </w:p>
+    <w:p>
+      <w:pPr>
+        <w:pStyle w:val="ListParagraph"/>
+      </w:pPr>
+      <w:r>
+        <w:t>Invocar col_expr con un spec de tipo single.</w:t>
+      </w:r>
+    </w:p>
+    <w:p>
+      <w:pPr>
+        <w:pStyle w:val="ListParagraph"/>
+      </w:pPr>
+      <w:r>
+        <w:t>Validar la cadena SQL retornada.</w:t>
+      </w:r>
+    </w:p>
+    <w:p>
+      <w:r>
+        <w:rPr>
+          <w:b/>
+        </w:rPr>
+        <w:t>Resultado:</w:t>
+      </w:r>
+    </w:p>
+    <w:p>
+      <w:pPr>
+        <w:pStyle w:val="ListParagraph"/>
+      </w:pPr>
+      <w:r>
+        <w:t>La expresión retornada corresponde al nombre de columna entre backticks, sin transformación adicional.</w:t>
+      </w:r>
+    </w:p>
+    <w:p>
+      <w:pPr>
+        <w:pStyle w:val="Caption"/>
+        <w:jc w:val="center"/>
+      </w:pPr>
+      <w:r>
+        <w:t>Ejecución de la función 'col_expr' — spec single</w:t>
+      </w:r>
+    </w:p>
+    <w:p/>
+    <w:tbl>
+      <w:tblPr>
+        <w:tblStyle w:val="TableGrid"/>
+        <w:tblW w:type="auto" w:w="0"/>
+        <w:tblLook w:firstColumn="1" w:firstRow="1" w:lastColumn="0" w:lastRow="0" w:noHBand="0" w:noVBand="1" w:val="04A0"/>
+      </w:tblPr>
+      <w:tblGrid>
+        <w:gridCol w:w="2160"/>
+        <w:gridCol w:w="2160"/>
+        <w:gridCol w:w="2160"/>
+        <w:gridCol w:w="2160"/>
+      </w:tblGrid>
+      <w:tr>
+        <w:tc>
+          <w:tcPr>
+            <w:tcW w:type="dxa" w:w="4320"/>
+            <w:gridSpan w:val="2"/>
+          </w:tcPr>
+          <w:p>
+            <w:r/>
+            <w:r>
+              <w:rPr>
+                <w:b/>
+              </w:rPr>
+              <w:t>Título Caso de prueba: col_expr — spec coalesce</w:t>
+            </w:r>
+          </w:p>
+        </w:tc>
+        <w:tc>
+          <w:tcPr>
+            <w:tcW w:type="dxa" w:w="4320"/>
+            <w:gridSpan w:val="2"/>
+          </w:tcPr>
+          <w:p>
+            <w:r/>
+            <w:r>
+              <w:rPr>
+                <w:b/>
+              </w:rPr>
+              <w:t>Tipo Prueba: Unitarias</w:t>
+            </w:r>
+          </w:p>
+        </w:tc>
+      </w:tr>
+      <w:tr>
+        <w:tc>
+          <w:tcPr>
+            <w:tcW w:type="dxa" w:w="2160"/>
+          </w:tcPr>
+          <w:p>
+            <w:r/>
+            <w:r>
+              <w:rPr>
+                <w:b w:val="0"/>
+              </w:rPr>
+              <w:t>Id, Caso De Prueba: CA060</w:t>
+            </w:r>
+          </w:p>
+        </w:tc>
+        <w:tc>
+          <w:tcPr>
+            <w:tcW w:type="dxa" w:w="2160"/>
+          </w:tcPr>
+          <w:p>
+            <w:r/>
+            <w:r>
+              <w:rPr>
+                <w:b w:val="0"/>
+              </w:rPr>
+              <w:t>Ejecutado Por: Claude Code</w:t>
+            </w:r>
+          </w:p>
+        </w:tc>
+        <w:tc>
+          <w:tcPr>
+            <w:tcW w:type="dxa" w:w="2160"/>
+          </w:tcPr>
+          <w:p>
+            <w:r/>
+            <w:r>
+              <w:rPr>
+                <w:b w:val="0"/>
+              </w:rPr>
+              <w:t>Fecha Ejecución: 2026-06-30</w:t>
+            </w:r>
+          </w:p>
+        </w:tc>
+        <w:tc>
+          <w:tcPr>
+            <w:tcW w:type="dxa" w:w="2160"/>
+          </w:tcPr>
+          <w:p>
+            <w:r/>
+            <w:r>
+              <w:rPr>
+                <w:b w:val="0"/>
+              </w:rPr>
+              <w:t>Ambiente: DEV</w:t>
+            </w:r>
+          </w:p>
+        </w:tc>
+      </w:tr>
+    </w:tbl>
+    <w:p/>
+    <w:p>
+      <w:r>
+        <w:rPr>
+          <w:b/>
+        </w:rPr>
+        <w:t xml:space="preserve">DADO </w:t>
+      </w:r>
+      <w:r>
+        <w:t>un spec de tipo ("coalesce", ["INS_BEMAIL_SEND", "INS_BSMS_SEND"])</w:t>
+      </w:r>
+    </w:p>
+    <w:p>
+      <w:r>
+        <w:rPr>
+          <w:b/>
+        </w:rPr>
+        <w:t xml:space="preserve">CUANDO </w:t>
+      </w:r>
+      <w:r>
+        <w:t>se invoca col_expr sobre dicho spec</w:t>
+      </w:r>
+    </w:p>
+    <w:p>
+      <w:r>
+        <w:rPr>
+          <w:b/>
+        </w:rPr>
+        <w:t xml:space="preserve">ENTONCES </w:t>
+      </w:r>
+      <w:r>
+        <w:t>se obtiene la expresión COALESCE(`INS_BEMAIL_SEND`, `INS_BSMS_SEND`)</w:t>
+      </w:r>
+    </w:p>
+    <w:p>
+      <w:r>
+        <w:rPr>
+          <w:b/>
+        </w:rPr>
+        <w:t>Acción por realizar:</w:t>
+      </w:r>
+    </w:p>
+    <w:p>
+      <w:pPr>
+        <w:pStyle w:val="ListParagraph"/>
+      </w:pPr>
+      <w:r>
+        <w:t>Invocar col_expr con un spec de tipo coalesce.</w:t>
+      </w:r>
+    </w:p>
+    <w:p>
+      <w:pPr>
+        <w:pStyle w:val="ListParagraph"/>
+      </w:pPr>
+      <w:r>
+        <w:t>Validar la cadena SQL retornada.</w:t>
+      </w:r>
+    </w:p>
+    <w:p>
+      <w:r>
+        <w:rPr>
+          <w:b/>
+        </w:rPr>
+        <w:t>Resultado:</w:t>
+      </w:r>
+    </w:p>
+    <w:p>
+      <w:pPr>
+        <w:pStyle w:val="ListParagraph"/>
+      </w:pPr>
+      <w:r>
+        <w:t>La expresión retornada envuelve ambas columnas en un COALESCE válido.</w:t>
+      </w:r>
+    </w:p>
+    <w:p>
+      <w:pPr>
+        <w:pStyle w:val="Caption"/>
+        <w:jc w:val="center"/>
+      </w:pPr>
+      <w:r>
+        <w:t>Ejecución de la función 'col_expr' — spec coalesce</w:t>
+      </w:r>
+    </w:p>
+    <w:p/>
+    <w:tbl>
+      <w:tblPr>
+        <w:tblStyle w:val="TableGrid"/>
+        <w:tblW w:type="auto" w:w="0"/>
+        <w:tblLook w:firstColumn="1" w:firstRow="1" w:lastColumn="0" w:lastRow="0" w:noHBand="0" w:noVBand="1" w:val="04A0"/>
+      </w:tblPr>
+      <w:tblGrid>
+        <w:gridCol w:w="2160"/>
+        <w:gridCol w:w="2160"/>
+        <w:gridCol w:w="2160"/>
+        <w:gridCol w:w="2160"/>
+      </w:tblGrid>
+      <w:tr>
+        <w:tc>
+          <w:tcPr>
+            <w:tcW w:type="dxa" w:w="4320"/>
+            <w:gridSpan w:val="2"/>
+          </w:tcPr>
+          <w:p>
+            <w:r/>
+            <w:r>
+              <w:rPr>
+                <w:b/>
+              </w:rPr>
+              <w:t>Título Caso de prueba: col_expr — spec None</w:t>
+            </w:r>
+          </w:p>
+        </w:tc>
+        <w:tc>
+          <w:tcPr>
+            <w:tcW w:type="dxa" w:w="4320"/>
+            <w:gridSpan w:val="2"/>
+          </w:tcPr>
+          <w:p>
+            <w:r/>
+            <w:r>
+              <w:rPr>
+                <w:b/>
+              </w:rPr>
+              <w:t>Tipo Prueba: Unitarias</w:t>
+            </w:r>
+          </w:p>
+        </w:tc>
+      </w:tr>
+      <w:tr>
+        <w:tc>
+          <w:tcPr>
+            <w:tcW w:type="dxa" w:w="2160"/>
+          </w:tcPr>
+          <w:p>
+            <w:r/>
+            <w:r>
+              <w:rPr>
+                <w:b w:val="0"/>
+              </w:rPr>
+              <w:t>Id, Caso De Prueba: CA061</w:t>
+            </w:r>
+          </w:p>
+        </w:tc>
+        <w:tc>
+          <w:tcPr>
+            <w:tcW w:type="dxa" w:w="2160"/>
+          </w:tcPr>
+          <w:p>
+            <w:r/>
+            <w:r>
+              <w:rPr>
+                <w:b w:val="0"/>
+              </w:rPr>
+              <w:t>Ejecutado Por: Claude Code</w:t>
+            </w:r>
+          </w:p>
+        </w:tc>
+        <w:tc>
+          <w:tcPr>
+            <w:tcW w:type="dxa" w:w="2160"/>
+          </w:tcPr>
+          <w:p>
+            <w:r/>
+            <w:r>
+              <w:rPr>
+                <w:b w:val="0"/>
+              </w:rPr>
+              <w:t>Fecha Ejecución: 2026-06-30</w:t>
+            </w:r>
+          </w:p>
+        </w:tc>
+        <w:tc>
+          <w:tcPr>
+            <w:tcW w:type="dxa" w:w="2160"/>
+          </w:tcPr>
+          <w:p>
+            <w:r/>
+            <w:r>
+              <w:rPr>
+                <w:b w:val="0"/>
+              </w:rPr>
+              <w:t>Ambiente: DEV</w:t>
+            </w:r>
+          </w:p>
+        </w:tc>
+      </w:tr>
+    </w:tbl>
+    <w:p/>
+    <w:p>
+      <w:r>
+        <w:rPr>
+          <w:b/>
+        </w:rPr>
+        <w:t xml:space="preserve">DADO </w:t>
+      </w:r>
+      <w:r>
+        <w:t>un atributo sin mapeo definido para la fuente evaluada (spec = None)</w:t>
+      </w:r>
+    </w:p>
+    <w:p>
+      <w:r>
+        <w:rPr>
+          <w:b/>
+        </w:rPr>
+        <w:t xml:space="preserve">CUANDO </w:t>
+      </w:r>
+      <w:r>
+        <w:t>se invoca col_expr sobre dicho spec</w:t>
+      </w:r>
+    </w:p>
+    <w:p>
+      <w:r>
+        <w:rPr>
+          <w:b/>
+        </w:rPr>
+        <w:t xml:space="preserve">ENTONCES </w:t>
+      </w:r>
+      <w:r>
+        <w:t>la función retorna None sin lanzar excepción</w:t>
+      </w:r>
+    </w:p>
+    <w:p>
+      <w:r>
+        <w:rPr>
+          <w:b/>
+        </w:rPr>
+        <w:t>Acción por realizar:</w:t>
+      </w:r>
+    </w:p>
+    <w:p>
+      <w:pPr>
+        <w:pStyle w:val="ListParagraph"/>
+      </w:pPr>
+      <w:r>
+        <w:t>Invocar col_expr con spec=None.</w:t>
+      </w:r>
+    </w:p>
+    <w:p>
+      <w:pPr>
+        <w:pStyle w:val="ListParagraph"/>
+      </w:pPr>
+      <w:r>
+        <w:t>Validar que el resultado es None.</w:t>
+      </w:r>
+    </w:p>
+    <w:p>
+      <w:r>
+        <w:rPr>
+          <w:b/>
+        </w:rPr>
+        <w:t>Resultado:</w:t>
+      </w:r>
+    </w:p>
+    <w:p>
+      <w:pPr>
+        <w:pStyle w:val="ListParagraph"/>
+      </w:pPr>
+      <w:r>
+        <w:t>El resultado es None.</w:t>
+      </w:r>
+    </w:p>
+    <w:p>
+      <w:pPr>
+        <w:pStyle w:val="ListParagraph"/>
+      </w:pPr>
+      <w:r>
+        <w:t>El atributo correspondiente no se incluye en el SELECT de la vista canónica.</w:t>
+      </w:r>
+    </w:p>
+    <w:p>
+      <w:pPr>
+        <w:pStyle w:val="Caption"/>
+        <w:jc w:val="center"/>
+      </w:pPr>
+      <w:r>
+        <w:t>Ejecución de la función 'col_expr' — spec None</w:t>
+      </w:r>
+    </w:p>
+    <w:p/>
+    <w:tbl>
+      <w:tblPr>
+        <w:tblStyle w:val="TableGrid"/>
+        <w:tblW w:type="auto" w:w="0"/>
+        <w:tblLook w:firstColumn="1" w:firstRow="1" w:lastColumn="0" w:lastRow="0" w:noHBand="0" w:noVBand="1" w:val="04A0"/>
+      </w:tblPr>
+      <w:tblGrid>
+        <w:gridCol w:w="2160"/>
+        <w:gridCol w:w="2160"/>
+        <w:gridCol w:w="2160"/>
+        <w:gridCol w:w="2160"/>
+      </w:tblGrid>
+      <w:tr>
+        <w:tc>
+          <w:tcPr>
+            <w:tcW w:type="dxa" w:w="4320"/>
+            <w:gridSpan w:val="2"/>
+          </w:tcPr>
+          <w:p>
+            <w:r/>
+            <w:r>
+              <w:rPr>
+                <w:b/>
+              </w:rPr>
+              <w:t>Título Caso de prueba: col_expr — tipo de spec desconocido</w:t>
+            </w:r>
+          </w:p>
+        </w:tc>
+        <w:tc>
+          <w:tcPr>
+            <w:tcW w:type="dxa" w:w="4320"/>
+            <w:gridSpan w:val="2"/>
+          </w:tcPr>
+          <w:p>
+            <w:r/>
+            <w:r>
+              <w:rPr>
+                <w:b/>
+              </w:rPr>
+              <w:t>Tipo Prueba: Unitarias</w:t>
+            </w:r>
+          </w:p>
+        </w:tc>
+      </w:tr>
+      <w:tr>
+        <w:tc>
+          <w:tcPr>
+            <w:tcW w:type="dxa" w:w="2160"/>
+          </w:tcPr>
+          <w:p>
+            <w:r/>
+            <w:r>
+              <w:rPr>
+                <w:b w:val="0"/>
+              </w:rPr>
+              <w:t>Id, Caso De Prueba: CA062</w:t>
+            </w:r>
+          </w:p>
+        </w:tc>
+        <w:tc>
+          <w:tcPr>
+            <w:tcW w:type="dxa" w:w="2160"/>
+          </w:tcPr>
+          <w:p>
+            <w:r/>
+            <w:r>
+              <w:rPr>
+                <w:b w:val="0"/>
+              </w:rPr>
+              <w:t>Ejecutado Por: Claude Code</w:t>
+            </w:r>
+          </w:p>
+        </w:tc>
+        <w:tc>
+          <w:tcPr>
+            <w:tcW w:type="dxa" w:w="2160"/>
+          </w:tcPr>
+          <w:p>
+            <w:r/>
+            <w:r>
+              <w:rPr>
+                <w:b w:val="0"/>
+              </w:rPr>
+              <w:t>Fecha Ejecución: 2026-06-30</w:t>
+            </w:r>
+          </w:p>
+        </w:tc>
+        <w:tc>
+          <w:tcPr>
+            <w:tcW w:type="dxa" w:w="2160"/>
+          </w:tcPr>
+          <w:p>
+            <w:r/>
+            <w:r>
+              <w:rPr>
+                <w:b w:val="0"/>
+              </w:rPr>
+              <w:t>Ambiente: DEV</w:t>
+            </w:r>
+          </w:p>
+        </w:tc>
+      </w:tr>
+    </w:tbl>
+    <w:p/>
+    <w:p>
+      <w:r>
+        <w:rPr>
+          <w:b/>
+        </w:rPr>
+        <w:t xml:space="preserve">DADO </w:t>
+      </w:r>
+      <w:r>
+        <w:t>un spec con un kind no soportado (distinto de single/coalesce/concat)</w:t>
+      </w:r>
+    </w:p>
+    <w:p>
+      <w:r>
+        <w:rPr>
+          <w:b/>
+        </w:rPr>
+        <w:t xml:space="preserve">CUANDO </w:t>
+      </w:r>
+      <w:r>
+        <w:t>se invoca col_expr sobre dicho spec</w:t>
+      </w:r>
+    </w:p>
+    <w:p>
+      <w:r>
+        <w:rPr>
+          <w:b/>
+        </w:rPr>
+        <w:t xml:space="preserve">ENTONCES </w:t>
+      </w:r>
+      <w:r>
+        <w:t>se lanza ValueError("Tipo de spec desconocido: ...")</w:t>
+      </w:r>
+    </w:p>
+    <w:p>
+      <w:r>
+        <w:rPr>
+          <w:b/>
+        </w:rPr>
+        <w:t>Acción por realizar:</w:t>
+      </w:r>
+    </w:p>
+    <w:p>
+      <w:pPr>
+        <w:pStyle w:val="ListParagraph"/>
+      </w:pPr>
+      <w:r>
+        <w:t>Invocar col_expr con un kind inválido.</w:t>
+      </w:r>
+    </w:p>
+    <w:p>
+      <w:pPr>
+        <w:pStyle w:val="ListParagraph"/>
+      </w:pPr>
+      <w:r>
+        <w:t>Capturar y validar la excepción esperada.</w:t>
+      </w:r>
+    </w:p>
+    <w:p>
+      <w:r>
+        <w:rPr>
+          <w:b/>
+        </w:rPr>
+        <w:t>Resultado:</w:t>
+      </w:r>
+    </w:p>
+    <w:p>
+      <w:pPr>
+        <w:pStyle w:val="ListParagraph"/>
+      </w:pPr>
+      <w:r>
+        <w:t>Se lanza ValueError con el mensaje correspondiente al kind no soportado.</w:t>
+      </w:r>
+    </w:p>
+    <w:p>
+      <w:pPr>
+        <w:pStyle w:val="Caption"/>
+        <w:jc w:val="center"/>
+      </w:pPr>
+      <w:r>
+        <w:t>Ejecución de la función 'col_expr' — tipo desconocido</w:t>
+      </w:r>
+    </w:p>
+    <w:p/>
+    <w:tbl>
+      <w:tblPr>
+        <w:tblStyle w:val="TableGrid"/>
+        <w:tblW w:type="auto" w:w="0"/>
+        <w:tblLook w:firstColumn="1" w:firstRow="1" w:lastColumn="0" w:lastRow="0" w:noHBand="0" w:noVBand="1" w:val="04A0"/>
+      </w:tblPr>
+      <w:tblGrid>
+        <w:gridCol w:w="2160"/>
+        <w:gridCol w:w="2160"/>
+        <w:gridCol w:w="2160"/>
+        <w:gridCol w:w="2160"/>
+      </w:tblGrid>
+      <w:tr>
+        <w:tc>
+          <w:tcPr>
+            <w:tcW w:type="dxa" w:w="4320"/>
+            <w:gridSpan w:val="2"/>
+          </w:tcPr>
+          <w:p>
+            <w:r/>
+            <w:r>
+              <w:rPr>
+                <w:b/>
+              </w:rPr>
+              <w:t>Título Caso de prueba: Vistas canónicas — atributos disponibles por fuente</w:t>
+            </w:r>
+          </w:p>
+        </w:tc>
+        <w:tc>
+          <w:tcPr>
+            <w:tcW w:type="dxa" w:w="4320"/>
+            <w:gridSpan w:val="2"/>
+          </w:tcPr>
+          <w:p>
+            <w:r/>
+            <w:r>
+              <w:rPr>
+                <w:b/>
+              </w:rPr>
+              <w:t>Tipo Prueba: Unitarias</w:t>
+            </w:r>
+          </w:p>
+        </w:tc>
+      </w:tr>
+      <w:tr>
+        <w:tc>
+          <w:tcPr>
+            <w:tcW w:type="dxa" w:w="2160"/>
+          </w:tcPr>
+          <w:p>
+            <w:r/>
+            <w:r>
+              <w:rPr>
+                <w:b w:val="0"/>
+              </w:rPr>
+              <w:t>Id, Caso De Prueba: CA063</w:t>
+            </w:r>
+          </w:p>
+        </w:tc>
+        <w:tc>
+          <w:tcPr>
+            <w:tcW w:type="dxa" w:w="2160"/>
+          </w:tcPr>
+          <w:p>
+            <w:r/>
+            <w:r>
+              <w:rPr>
+                <w:b w:val="0"/>
+              </w:rPr>
+              <w:t>Ejecutado Por: Claude Code</w:t>
+            </w:r>
+          </w:p>
+        </w:tc>
+        <w:tc>
+          <w:tcPr>
+            <w:tcW w:type="dxa" w:w="2160"/>
+          </w:tcPr>
+          <w:p>
+            <w:r/>
+            <w:r>
+              <w:rPr>
+                <w:b w:val="0"/>
+              </w:rPr>
+              <w:t>Fecha Ejecución: 2026-06-30</w:t>
+            </w:r>
+          </w:p>
+        </w:tc>
+        <w:tc>
+          <w:tcPr>
+            <w:tcW w:type="dxa" w:w="2160"/>
+          </w:tcPr>
+          <w:p>
+            <w:r/>
+            <w:r>
+              <w:rPr>
+                <w:b w:val="0"/>
+              </w:rPr>
+              <w:t>Ambiente: DEV</w:t>
+            </w:r>
+          </w:p>
+        </w:tc>
+      </w:tr>
+    </w:tbl>
+    <w:p/>
+    <w:p>
+      <w:r>
+        <w:rPr>
+          <w:b/>
+        </w:rPr>
+        <w:t xml:space="preserve">DADO </w:t>
+      </w:r>
+      <w:r>
+        <w:t>el COLUMN_MAP y la configuración de FUENTES para 'salud'</w:t>
+      </w:r>
+    </w:p>
+    <w:p>
+      <w:r>
+        <w:rPr>
+          <w:b/>
+        </w:rPr>
+        <w:t xml:space="preserve">CUANDO </w:t>
+      </w:r>
+      <w:r>
+        <w:t>se construye la vista _canon_salud iterando sobre CANONICAL_ATTRS</w:t>
+      </w:r>
+    </w:p>
+    <w:p>
+      <w:r>
+        <w:rPr>
+          <w:b/>
+        </w:rPr>
+        <w:t xml:space="preserve">ENTONCES </w:t>
+      </w:r>
+      <w:r>
+        <w:t>la lista de atributos disponibles para 'salud' contiene únicamente los atributos cuyo spec no es None para esa fuente</w:t>
+      </w:r>
+    </w:p>
+    <w:p>
+      <w:r>
+        <w:rPr>
+          <w:b/>
+        </w:rPr>
+        <w:t>Acción por realizar:</w:t>
+      </w:r>
+    </w:p>
+    <w:p>
+      <w:pPr>
+        <w:pStyle w:val="ListParagraph"/>
+      </w:pPr>
+      <w:r>
+        <w:t>Ejecutar el bloque de construcción de vistas canónicas para la fuente 'salud'.</w:t>
+      </w:r>
+    </w:p>
+    <w:p>
+      <w:pPr>
+        <w:pStyle w:val="ListParagraph"/>
+      </w:pPr>
+      <w:r>
+        <w:t>Comparar la lista 'disponibles' contra el COLUMN_MAP esperado.</w:t>
+      </w:r>
+    </w:p>
+    <w:p>
+      <w:r>
+        <w:rPr>
+          <w:b/>
+        </w:rPr>
+        <w:t>Resultado:</w:t>
+      </w:r>
+    </w:p>
+    <w:p>
+      <w:pPr>
+        <w:pStyle w:val="ListParagraph"/>
+      </w:pPr>
+      <w:r>
+        <w:t>La lista de atributos disponibles coincide exactamente con los atributos mapeados para 'salud'.</w:t>
+      </w:r>
+    </w:p>
+    <w:p>
+      <w:pPr>
+        <w:pStyle w:val="ListParagraph"/>
+      </w:pPr>
+      <w:r>
+        <w:t>Los atributos con spec None no aparecen en el SELECT de la vista.</w:t>
+      </w:r>
+    </w:p>
+    <w:p>
+      <w:pPr>
+        <w:pStyle w:val="Caption"/>
+        <w:jc w:val="center"/>
+      </w:pPr>
+      <w:r>
+        <w:t>Ejecución del bloque de vistas canónicas — atributos disponibles</w:t>
+      </w:r>
+    </w:p>
+    <w:p/>
+    <w:tbl>
+      <w:tblPr>
+        <w:tblStyle w:val="TableGrid"/>
+        <w:tblW w:type="auto" w:w="0"/>
+        <w:tblLook w:firstColumn="1" w:firstRow="1" w:lastColumn="0" w:lastRow="0" w:noHBand="0" w:noVBand="1" w:val="04A0"/>
+      </w:tblPr>
+      <w:tblGrid>
+        <w:gridCol w:w="2160"/>
+        <w:gridCol w:w="2160"/>
+        <w:gridCol w:w="2160"/>
+        <w:gridCol w:w="2160"/>
+      </w:tblGrid>
+      <w:tr>
+        <w:tc>
+          <w:tcPr>
+            <w:tcW w:type="dxa" w:w="4320"/>
+            <w:gridSpan w:val="2"/>
+          </w:tcPr>
+          <w:p>
+            <w:r/>
+            <w:r>
+              <w:rPr>
+                <w:b/>
+              </w:rPr>
+              <w:t>Título Caso de prueba: Vistas canónicas — join con HUB por id_satelite</w:t>
+            </w:r>
+          </w:p>
+        </w:tc>
+        <w:tc>
+          <w:tcPr>
+            <w:tcW w:type="dxa" w:w="4320"/>
+            <w:gridSpan w:val="2"/>
+          </w:tcPr>
+          <w:p>
+            <w:r/>
+            <w:r>
+              <w:rPr>
+                <w:b/>
+              </w:rPr>
+              <w:t>Tipo Prueba: Unitarias</w:t>
+            </w:r>
+          </w:p>
+        </w:tc>
+      </w:tr>
+      <w:tr>
+        <w:tc>
+          <w:tcPr>
+            <w:tcW w:type="dxa" w:w="2160"/>
+          </w:tcPr>
+          <w:p>
+            <w:r/>
+            <w:r>
+              <w:rPr>
+                <w:b w:val="0"/>
+              </w:rPr>
+              <w:t>Id, Caso De Prueba: CA064</w:t>
+            </w:r>
+          </w:p>
+        </w:tc>
+        <w:tc>
+          <w:tcPr>
+            <w:tcW w:type="dxa" w:w="2160"/>
+          </w:tcPr>
+          <w:p>
+            <w:r/>
+            <w:r>
+              <w:rPr>
+                <w:b w:val="0"/>
+              </w:rPr>
+              <w:t>Ejecutado Por: Claude Code</w:t>
+            </w:r>
+          </w:p>
+        </w:tc>
+        <w:tc>
+          <w:tcPr>
+            <w:tcW w:type="dxa" w:w="2160"/>
+          </w:tcPr>
+          <w:p>
+            <w:r/>
+            <w:r>
+              <w:rPr>
+                <w:b w:val="0"/>
+              </w:rPr>
+              <w:t>Fecha Ejecución: 2026-06-30</w:t>
+            </w:r>
+          </w:p>
+        </w:tc>
+        <w:tc>
+          <w:tcPr>
+            <w:tcW w:type="dxa" w:w="2160"/>
+          </w:tcPr>
+          <w:p>
+            <w:r/>
+            <w:r>
+              <w:rPr>
+                <w:b w:val="0"/>
+              </w:rPr>
+              <w:t>Ambiente: DEV</w:t>
+            </w:r>
+          </w:p>
+        </w:tc>
+      </w:tr>
+    </w:tbl>
+    <w:p/>
+    <w:p>
+      <w:r>
+        <w:rPr>
+          <w:b/>
+        </w:rPr>
+        <w:t xml:space="preserve">DADO </w:t>
+      </w:r>
+      <w:r>
+        <w:t>la vista canónica de una fuente y la tabla HUB filtrada por el satélite correspondiente</w:t>
+      </w:r>
+    </w:p>
+    <w:p>
+      <w:r>
+        <w:rPr>
+          <w:b/>
+        </w:rPr>
+        <w:t xml:space="preserve">CUANDO </w:t>
+      </w:r>
+      <w:r>
+        <w:t>se ejecuta el join LEFT entre __pk_sat__ (cast a string) e id_satelite</w:t>
+      </w:r>
+    </w:p>
+    <w:p>
+      <w:r>
+        <w:rPr>
+          <w:b/>
+        </w:rPr>
+        <w:t xml:space="preserve">ENTONCES </w:t>
+      </w:r>
+      <w:r>
+        <w:t>cada fila de la vista canónica queda enlazada a su pk_hub_cliente correspondiente, sin perder filas sin match</w:t>
+      </w:r>
+    </w:p>
+    <w:p>
+      <w:r>
+        <w:rPr>
+          <w:b/>
+        </w:rPr>
+        <w:t>Acción por realizar:</w:t>
+      </w:r>
+    </w:p>
+    <w:p>
+      <w:pPr>
+        <w:pStyle w:val="ListParagraph"/>
+      </w:pPr>
+      <w:r>
+        <w:t>Construir datos sintéticos de satélite y HUB con coincidencias parciales.</w:t>
+      </w:r>
+    </w:p>
+    <w:p>
+      <w:pPr>
+        <w:pStyle w:val="ListParagraph"/>
+      </w:pPr>
+      <w:r>
+        <w:t>Ejecutar el join y validar el resultado.</w:t>
+      </w:r>
+    </w:p>
+    <w:p>
+      <w:r>
+        <w:rPr>
+          <w:b/>
+        </w:rPr>
+        <w:t>Resultado:</w:t>
+      </w:r>
+    </w:p>
+    <w:p>
+      <w:pPr>
+        <w:pStyle w:val="ListParagraph"/>
+      </w:pPr>
+      <w:r>
+        <w:t>Las filas con match en el HUB obtienen su pk_hub_cliente correcto.</w:t>
+      </w:r>
+    </w:p>
+    <w:p>
+      <w:pPr>
+        <w:pStyle w:val="ListParagraph"/>
+      </w:pPr>
+      <w:r>
+        <w:t>Las filas sin match en el HUB se conservan (LEFT JOIN) con pk_hub_cliente en NULL.</w:t>
+      </w:r>
+    </w:p>
+    <w:p>
+      <w:pPr>
+        <w:pStyle w:val="Caption"/>
+        <w:jc w:val="center"/>
+      </w:pPr>
+      <w:r>
+        <w:t>Ejecución del bloque de vistas canónicas — join con HUB</w:t>
+      </w:r>
+    </w:p>
+    <w:p/>
+    <w:tbl>
+      <w:tblPr>
+        <w:tblStyle w:val="TableGrid"/>
+        <w:tblW w:type="auto" w:w="0"/>
+        <w:tblLook w:firstColumn="1" w:firstRow="1" w:lastColumn="0" w:lastRow="0" w:noHBand="0" w:noVBand="1" w:val="04A0"/>
+      </w:tblPr>
+      <w:tblGrid>
+        <w:gridCol w:w="2160"/>
+        <w:gridCol w:w="2160"/>
+        <w:gridCol w:w="2160"/>
+        <w:gridCol w:w="2160"/>
+      </w:tblGrid>
+      <w:tr>
+        <w:tc>
+          <w:tcPr>
+            <w:tcW w:type="dxa" w:w="4320"/>
+            <w:gridSpan w:val="2"/>
+          </w:tcPr>
+          <w:p>
+            <w:r/>
+            <w:r>
+              <w:rPr>
+                <w:b/>
+              </w:rPr>
+              <w:t>Título Caso de prueba: atributos_requeridos — detección por expresión regular de palabra completa</w:t>
+            </w:r>
+          </w:p>
+        </w:tc>
+        <w:tc>
+          <w:tcPr>
+            <w:tcW w:type="dxa" w:w="4320"/>
+            <w:gridSpan w:val="2"/>
+          </w:tcPr>
+          <w:p>
+            <w:r/>
+            <w:r>
+              <w:rPr>
+                <w:b/>
+              </w:rPr>
+              <w:t>Tipo Prueba: Unitarias</w:t>
+            </w:r>
+          </w:p>
+        </w:tc>
+      </w:tr>
+      <w:tr>
+        <w:tc>
+          <w:tcPr>
+            <w:tcW w:type="dxa" w:w="2160"/>
+          </w:tcPr>
+          <w:p>
+            <w:r/>
+            <w:r>
+              <w:rPr>
+                <w:b w:val="0"/>
+              </w:rPr>
+              <w:t>Id, Caso De Prueba: CA065</w:t>
+            </w:r>
+          </w:p>
+        </w:tc>
+        <w:tc>
+          <w:tcPr>
+            <w:tcW w:type="dxa" w:w="2160"/>
+          </w:tcPr>
+          <w:p>
+            <w:r/>
+            <w:r>
+              <w:rPr>
+                <w:b w:val="0"/>
+              </w:rPr>
+              <w:t>Ejecutado Por: Claude Code</w:t>
+            </w:r>
+          </w:p>
+        </w:tc>
+        <w:tc>
+          <w:tcPr>
+            <w:tcW w:type="dxa" w:w="2160"/>
+          </w:tcPr>
+          <w:p>
+            <w:r/>
+            <w:r>
+              <w:rPr>
+                <w:b w:val="0"/>
+              </w:rPr>
+              <w:t>Fecha Ejecución: 2026-06-30</w:t>
+            </w:r>
+          </w:p>
+        </w:tc>
+        <w:tc>
+          <w:tcPr>
+            <w:tcW w:type="dxa" w:w="2160"/>
+          </w:tcPr>
+          <w:p>
+            <w:r/>
+            <w:r>
+              <w:rPr>
+                <w:b w:val="0"/>
+              </w:rPr>
+              <w:t>Ambiente: DEV</w:t>
+            </w:r>
+          </w:p>
+        </w:tc>
+      </w:tr>
+    </w:tbl>
+    <w:p/>
+    <w:p>
+      <w:r>
+        <w:rPr>
+          <w:b/>
+        </w:rPr>
+        <w:t xml:space="preserve">DADO </w:t>
+      </w:r>
+      <w:r>
+        <w:t>una regla SQL que contiene el texto 'email IS NOT NULL'</w:t>
+      </w:r>
+    </w:p>
+    <w:p>
+      <w:r>
+        <w:rPr>
+          <w:b/>
+        </w:rPr>
+        <w:t xml:space="preserve">CUANDO </w:t>
+      </w:r>
+      <w:r>
+        <w:t>se invoca atributos_requeridos sobre dicha regla</w:t>
+      </w:r>
+    </w:p>
+    <w:p>
+      <w:r>
+        <w:rPr>
+          <w:b/>
+        </w:rPr>
+        <w:t xml:space="preserve">ENTONCES </w:t>
+      </w:r>
+      <w:r>
+        <w:t>la función retorna ['email'] dentro de la lista de atributos detectados, evitando falsos positivos por coincidencia parcial</w:t>
+      </w:r>
+    </w:p>
+    <w:p>
+      <w:r>
+        <w:rPr>
+          <w:b/>
+        </w:rPr>
+        <w:t>Acción por realizar:</w:t>
+      </w:r>
+    </w:p>
+    <w:p>
+      <w:pPr>
+        <w:pStyle w:val="ListParagraph"/>
+      </w:pPr>
+      <w:r>
+        <w:t>Invocar atributos_requeridos con una regla que contiene 'email' como palabra completa.</w:t>
+      </w:r>
+    </w:p>
+    <w:p>
+      <w:pPr>
+        <w:pStyle w:val="ListParagraph"/>
+      </w:pPr>
+      <w:r>
+        <w:t>Validar que el atributo se detecta correctamente.</w:t>
+      </w:r>
+    </w:p>
+    <w:p>
+      <w:r>
+        <w:rPr>
+          <w:b/>
+        </w:rPr>
+        <w:t>Resultado:</w:t>
+      </w:r>
+    </w:p>
+    <w:p>
+      <w:pPr>
+        <w:pStyle w:val="ListParagraph"/>
+      </w:pPr>
+      <w:r>
+        <w:t>'email' aparece en la lista de atributos requeridos.</w:t>
+      </w:r>
+    </w:p>
+    <w:p>
+      <w:pPr>
+        <w:pStyle w:val="ListParagraph"/>
+      </w:pPr>
+      <w:r>
+        <w:t>Atributos cuyo nombre es subcadena de otra palabra no se detectan por error (uso de \b en el regex).</w:t>
+      </w:r>
+    </w:p>
+    <w:p>
+      <w:pPr>
+        <w:pStyle w:val="Caption"/>
+        <w:jc w:val="center"/>
+      </w:pPr>
+      <w:r>
+        <w:t>Ejecución de la función 'atributos_requeridos'</w:t>
+      </w:r>
+    </w:p>
+    <w:p/>
+    <w:tbl>
+      <w:tblPr>
+        <w:tblStyle w:val="TableGrid"/>
+        <w:tblW w:type="auto" w:w="0"/>
+        <w:tblLook w:firstColumn="1" w:firstRow="1" w:lastColumn="0" w:lastRow="0" w:noHBand="0" w:noVBand="1" w:val="04A0"/>
+      </w:tblPr>
+      <w:tblGrid>
+        <w:gridCol w:w="2160"/>
+        <w:gridCol w:w="2160"/>
+        <w:gridCol w:w="2160"/>
+        <w:gridCol w:w="2160"/>
+      </w:tblGrid>
+      <w:tr>
+        <w:tc>
+          <w:tcPr>
+            <w:tcW w:type="dxa" w:w="4320"/>
+            <w:gridSpan w:val="2"/>
+          </w:tcPr>
+          <w:p>
+            <w:r/>
+            <w:r>
+              <w:rPr>
+                <w:b/>
+              </w:rPr>
+              <w:t>Título Caso de prueba: reparar_comillas — listas IN sin comillas</w:t>
+            </w:r>
+          </w:p>
+        </w:tc>
+        <w:tc>
+          <w:tcPr>
+            <w:tcW w:type="dxa" w:w="4320"/>
+            <w:gridSpan w:val="2"/>
+          </w:tcPr>
+          <w:p>
+            <w:r/>
+            <w:r>
+              <w:rPr>
+                <w:b/>
+              </w:rPr>
+              <w:t>Tipo Prueba: Unitarias</w:t>
+            </w:r>
+          </w:p>
+        </w:tc>
+      </w:tr>
+      <w:tr>
+        <w:tc>
+          <w:tcPr>
+            <w:tcW w:type="dxa" w:w="2160"/>
+          </w:tcPr>
+          <w:p>
+            <w:r/>
+            <w:r>
+              <w:rPr>
+                <w:b w:val="0"/>
+              </w:rPr>
+              <w:t>Id, Caso De Prueba: CA066</w:t>
+            </w:r>
+          </w:p>
+        </w:tc>
+        <w:tc>
+          <w:tcPr>
+            <w:tcW w:type="dxa" w:w="2160"/>
+          </w:tcPr>
+          <w:p>
+            <w:r/>
+            <w:r>
+              <w:rPr>
+                <w:b w:val="0"/>
+              </w:rPr>
+              <w:t>Ejecutado Por: Claude Code</w:t>
+            </w:r>
+          </w:p>
+        </w:tc>
+        <w:tc>
+          <w:tcPr>
+            <w:tcW w:type="dxa" w:w="2160"/>
+          </w:tcPr>
+          <w:p>
+            <w:r/>
+            <w:r>
+              <w:rPr>
+                <w:b w:val="0"/>
+              </w:rPr>
+              <w:t>Fecha Ejecución: 2026-06-30</w:t>
+            </w:r>
+          </w:p>
+        </w:tc>
+        <w:tc>
+          <w:tcPr>
+            <w:tcW w:type="dxa" w:w="2160"/>
+          </w:tcPr>
+          <w:p>
+            <w:r/>
+            <w:r>
+              <w:rPr>
+                <w:b w:val="0"/>
+              </w:rPr>
+              <w:t>Ambiente: DEV</w:t>
+            </w:r>
+          </w:p>
+        </w:tc>
+      </w:tr>
+    </w:tbl>
+    <w:p/>
+    <w:p>
+      <w:r>
+        <w:rPr>
+          <w:b/>
+        </w:rPr>
+        <w:t xml:space="preserve">DADO </w:t>
+      </w:r>
+      <w:r>
+        <w:t>una regla SQL con una cláusula IN(BOGOTA, MEDELLIN, CALI) sin comillas</w:t>
+      </w:r>
+    </w:p>
+    <w:p>
+      <w:r>
+        <w:rPr>
+          <w:b/>
+        </w:rPr>
+        <w:t xml:space="preserve">CUANDO </w:t>
+      </w:r>
+      <w:r>
+        <w:t>se invoca reparar_comillas sobre dicha regla</w:t>
+      </w:r>
+    </w:p>
+    <w:p>
+      <w:r>
+        <w:rPr>
+          <w:b/>
+        </w:rPr>
+        <w:t xml:space="preserve">ENTONCES </w:t>
+      </w:r>
+      <w:r>
+        <w:t>la cláusula resultante queda como IN('BOGOTA', 'MEDELLIN', 'CALI'), con comillas simples agregadas a cada literal</w:t>
+      </w:r>
+    </w:p>
+    <w:p>
+      <w:r>
+        <w:rPr>
+          <w:b/>
+        </w:rPr>
+        <w:t>Acción por realizar:</w:t>
+      </w:r>
+    </w:p>
+    <w:p>
+      <w:pPr>
+        <w:pStyle w:val="ListParagraph"/>
+      </w:pPr>
+      <w:r>
+        <w:t>Invocar reparar_comillas con una regla con literales sin comillas en IN(...).</w:t>
+      </w:r>
+    </w:p>
+    <w:p>
+      <w:pPr>
+        <w:pStyle w:val="ListParagraph"/>
+      </w:pPr>
+      <w:r>
+        <w:t>Validar la cadena SQL resultante.</w:t>
+      </w:r>
+    </w:p>
+    <w:p>
+      <w:r>
+        <w:rPr>
+          <w:b/>
+        </w:rPr>
+        <w:t>Resultado:</w:t>
+      </w:r>
+    </w:p>
+    <w:p>
+      <w:pPr>
+        <w:pStyle w:val="ListParagraph"/>
+      </w:pPr>
+      <w:r>
+        <w:t>Cada elemento de la lista IN queda envuelto en comillas simples.</w:t>
+      </w:r>
+    </w:p>
+    <w:p>
+      <w:pPr>
+        <w:pStyle w:val="ListParagraph"/>
+      </w:pPr>
+      <w:r>
+        <w:t>Los valores numéricos y NULL dentro del IN no se modifican.</w:t>
+      </w:r>
+    </w:p>
+    <w:p>
+      <w:pPr>
+        <w:pStyle w:val="Caption"/>
+        <w:jc w:val="center"/>
+      </w:pPr>
+      <w:r>
+        <w:t>Ejecución de la función 'reparar_comillas' — listas IN</w:t>
+      </w:r>
+    </w:p>
+    <w:p/>
+    <w:tbl>
+      <w:tblPr>
+        <w:tblStyle w:val="TableGrid"/>
+        <w:tblW w:type="auto" w:w="0"/>
+        <w:tblLook w:firstColumn="1" w:firstRow="1" w:lastColumn="0" w:lastRow="0" w:noHBand="0" w:noVBand="1" w:val="04A0"/>
+      </w:tblPr>
+      <w:tblGrid>
+        <w:gridCol w:w="2160"/>
+        <w:gridCol w:w="2160"/>
+        <w:gridCol w:w="2160"/>
+        <w:gridCol w:w="2160"/>
+      </w:tblGrid>
+      <w:tr>
+        <w:tc>
+          <w:tcPr>
+            <w:tcW w:type="dxa" w:w="4320"/>
+            <w:gridSpan w:val="2"/>
+          </w:tcPr>
+          <w:p>
+            <w:r/>
+            <w:r>
+              <w:rPr>
+                <w:b/>
+              </w:rPr>
+              <w:t>Título Caso de prueba: reparar_comillas — patrones LIKE/RLIKE sin comillas</w:t>
+            </w:r>
+          </w:p>
+        </w:tc>
+        <w:tc>
+          <w:tcPr>
+            <w:tcW w:type="dxa" w:w="4320"/>
+            <w:gridSpan w:val="2"/>
+          </w:tcPr>
+          <w:p>
+            <w:r/>
+            <w:r>
+              <w:rPr>
+                <w:b/>
+              </w:rPr>
+              <w:t>Tipo Prueba: Unitarias</w:t>
+            </w:r>
+          </w:p>
+        </w:tc>
+      </w:tr>
+      <w:tr>
+        <w:tc>
+          <w:tcPr>
+            <w:tcW w:type="dxa" w:w="2160"/>
+          </w:tcPr>
+          <w:p>
+            <w:r/>
+            <w:r>
+              <w:rPr>
+                <w:b w:val="0"/>
+              </w:rPr>
+              <w:t>Id, Caso De Prueba: CA067</w:t>
+            </w:r>
+          </w:p>
+        </w:tc>
+        <w:tc>
+          <w:tcPr>
+            <w:tcW w:type="dxa" w:w="2160"/>
+          </w:tcPr>
+          <w:p>
+            <w:r/>
+            <w:r>
+              <w:rPr>
+                <w:b w:val="0"/>
+              </w:rPr>
+              <w:t>Ejecutado Por: Claude Code</w:t>
+            </w:r>
+          </w:p>
+        </w:tc>
+        <w:tc>
+          <w:tcPr>
+            <w:tcW w:type="dxa" w:w="2160"/>
+          </w:tcPr>
+          <w:p>
+            <w:r/>
+            <w:r>
+              <w:rPr>
+                <w:b w:val="0"/>
+              </w:rPr>
+              <w:t>Fecha Ejecución: 2026-06-30</w:t>
+            </w:r>
+          </w:p>
+        </w:tc>
+        <w:tc>
+          <w:tcPr>
+            <w:tcW w:type="dxa" w:w="2160"/>
+          </w:tcPr>
+          <w:p>
+            <w:r/>
+            <w:r>
+              <w:rPr>
+                <w:b w:val="0"/>
+              </w:rPr>
+              <w:t>Ambiente: DEV</w:t>
+            </w:r>
+          </w:p>
+        </w:tc>
+      </w:tr>
+    </w:tbl>
+    <w:p/>
+    <w:p>
+      <w:r>
+        <w:rPr>
+          <w:b/>
+        </w:rPr>
+        <w:t xml:space="preserve">DADO </w:t>
+      </w:r>
+      <w:r>
+        <w:t>una regla SQL con una cláusula LIKE %BOGOTA% sin comillas</w:t>
+      </w:r>
+    </w:p>
+    <w:p>
+      <w:r>
+        <w:rPr>
+          <w:b/>
+        </w:rPr>
+        <w:t xml:space="preserve">CUANDO </w:t>
+      </w:r>
+      <w:r>
+        <w:t>se invoca reparar_comillas sobre dicha regla</w:t>
+      </w:r>
+    </w:p>
+    <w:p>
+      <w:r>
+        <w:rPr>
+          <w:b/>
+        </w:rPr>
+        <w:t xml:space="preserve">ENTONCES </w:t>
+      </w:r>
+      <w:r>
+        <w:t>la cláusula resultante queda como LIKE '%BOGOTA%', con comillas agregadas al patrón</w:t>
+      </w:r>
+    </w:p>
+    <w:p>
+      <w:r>
+        <w:rPr>
+          <w:b/>
+        </w:rPr>
+        <w:t>Acción por realizar:</w:t>
+      </w:r>
+    </w:p>
+    <w:p>
+      <w:pPr>
+        <w:pStyle w:val="ListParagraph"/>
+      </w:pPr>
+      <w:r>
+        <w:t>Invocar reparar_comillas con una regla con un patrón LIKE sin comillas.</w:t>
+      </w:r>
+    </w:p>
+    <w:p>
+      <w:pPr>
+        <w:pStyle w:val="ListParagraph"/>
+      </w:pPr>
+      <w:r>
+        <w:t>Validar la cadena SQL resultante.</w:t>
+      </w:r>
+    </w:p>
+    <w:p>
+      <w:r>
+        <w:rPr>
+          <w:b/>
+        </w:rPr>
+        <w:t>Resultado:</w:t>
+      </w:r>
+    </w:p>
+    <w:p>
+      <w:pPr>
+        <w:pStyle w:val="ListParagraph"/>
+      </w:pPr>
+      <w:r>
+        <w:t>El patrón queda correctamente envuelto en comillas simples.</w:t>
+      </w:r>
+    </w:p>
+    <w:p>
+      <w:pPr>
+        <w:pStyle w:val="ListParagraph"/>
+      </w:pPr>
+      <w:r>
+        <w:t>Patrones que ya tenían comillas no se modifican (no se duplican).</w:t>
+      </w:r>
+    </w:p>
+    <w:p>
+      <w:pPr>
+        <w:pStyle w:val="Caption"/>
+        <w:jc w:val="center"/>
+      </w:pPr>
+      <w:r>
+        <w:t>Ejecución de la función 'reparar_comillas' — patrones LIKE/RLIKE</w:t>
+      </w:r>
+    </w:p>
+    <w:p/>
+    <w:tbl>
+      <w:tblPr>
+        <w:tblStyle w:val="TableGrid"/>
+        <w:tblW w:type="auto" w:w="0"/>
+        <w:tblLook w:firstColumn="1" w:firstRow="1" w:lastColumn="0" w:lastRow="0" w:noHBand="0" w:noVBand="1" w:val="04A0"/>
+      </w:tblPr>
+      <w:tblGrid>
+        <w:gridCol w:w="2160"/>
+        <w:gridCol w:w="2160"/>
+        <w:gridCol w:w="2160"/>
+        <w:gridCol w:w="2160"/>
+      </w:tblGrid>
+      <w:tr>
+        <w:tc>
+          <w:tcPr>
+            <w:tcW w:type="dxa" w:w="4320"/>
+            <w:gridSpan w:val="2"/>
+          </w:tcPr>
+          <w:p>
+            <w:r/>
+            <w:r>
+              <w:rPr>
+                <w:b/>
+              </w:rPr>
+              <w:t>Título Caso de prueba: Motor de ejecución — regla PENDIENTE_MAPEO</w:t>
+            </w:r>
+          </w:p>
+        </w:tc>
+        <w:tc>
+          <w:tcPr>
+            <w:tcW w:type="dxa" w:w="4320"/>
+            <w:gridSpan w:val="2"/>
+          </w:tcPr>
+          <w:p>
+            <w:r/>
+            <w:r>
+              <w:rPr>
+                <w:b/>
+              </w:rPr>
+              <w:t>Tipo Prueba: Unitarias</w:t>
+            </w:r>
+          </w:p>
+        </w:tc>
+      </w:tr>
+      <w:tr>
+        <w:tc>
+          <w:tcPr>
+            <w:tcW w:type="dxa" w:w="2160"/>
+          </w:tcPr>
+          <w:p>
+            <w:r/>
+            <w:r>
+              <w:rPr>
+                <w:b w:val="0"/>
+              </w:rPr>
+              <w:t>Id, Caso De Prueba: CA068</w:t>
+            </w:r>
+          </w:p>
+        </w:tc>
+        <w:tc>
+          <w:tcPr>
+            <w:tcW w:type="dxa" w:w="2160"/>
+          </w:tcPr>
+          <w:p>
+            <w:r/>
+            <w:r>
+              <w:rPr>
+                <w:b w:val="0"/>
+              </w:rPr>
+              <w:t>Ejecutado Por: Claude Code</w:t>
+            </w:r>
+          </w:p>
+        </w:tc>
+        <w:tc>
+          <w:tcPr>
+            <w:tcW w:type="dxa" w:w="2160"/>
+          </w:tcPr>
+          <w:p>
+            <w:r/>
+            <w:r>
+              <w:rPr>
+                <w:b w:val="0"/>
+              </w:rPr>
+              <w:t>Fecha Ejecución: 2026-06-30</w:t>
+            </w:r>
+          </w:p>
+        </w:tc>
+        <w:tc>
+          <w:tcPr>
+            <w:tcW w:type="dxa" w:w="2160"/>
+          </w:tcPr>
+          <w:p>
+            <w:r/>
+            <w:r>
+              <w:rPr>
+                <w:b w:val="0"/>
+              </w:rPr>
+              <w:t>Ambiente: DEV</w:t>
+            </w:r>
+          </w:p>
+        </w:tc>
+      </w:tr>
+    </w:tbl>
+    <w:p/>
+    <w:p>
+      <w:r>
+        <w:rPr>
+          <w:b/>
+        </w:rPr>
+        <w:t xml:space="preserve">DADO </w:t>
+      </w:r>
+      <w:r>
+        <w:t>una regla que requiere un atributo no mapeado para una fuente determinada</w:t>
+      </w:r>
+    </w:p>
+    <w:p>
+      <w:r>
+        <w:rPr>
+          <w:b/>
+        </w:rPr>
+        <w:t xml:space="preserve">CUANDO </w:t>
+      </w:r>
+      <w:r>
+        <w:t>se ejecuta el bloque de motor dinámico para esa combinación regla×fuente</w:t>
+      </w:r>
+    </w:p>
+    <w:p>
+      <w:r>
+        <w:rPr>
+          <w:b/>
+        </w:rPr>
+        <w:t xml:space="preserve">ENTONCES </w:t>
+      </w:r>
+      <w:r>
+        <w:t>la combinación se registra en log_pendientes y no se ejecuta contra la fuente, incrementando metricas['pendientes']</w:t>
+      </w:r>
+    </w:p>
+    <w:p>
+      <w:r>
+        <w:rPr>
+          <w:b/>
+        </w:rPr>
+        <w:t>Acción por realizar:</w:t>
+      </w:r>
+    </w:p>
+    <w:p>
+      <w:pPr>
+        <w:pStyle w:val="ListParagraph"/>
+      </w:pPr>
+      <w:r>
+        <w:t>Configurar una regla que requiera un atributo sin mapeo en una fuente.</w:t>
+      </w:r>
+    </w:p>
+    <w:p>
+      <w:pPr>
+        <w:pStyle w:val="ListParagraph"/>
+      </w:pPr>
+      <w:r>
+        <w:t>Ejecutar el motor y revisar log_pendientes.</w:t>
+      </w:r>
+    </w:p>
+    <w:p>
+      <w:r>
+        <w:rPr>
+          <w:b/>
+        </w:rPr>
+        <w:t>Resultado:</w:t>
+      </w:r>
+    </w:p>
+    <w:p>
+      <w:pPr>
+        <w:pStyle w:val="ListParagraph"/>
+      </w:pPr>
+      <w:r>
+        <w:t>La combinación aparece en log_pendientes con los atributos faltantes correctos.</w:t>
+      </w:r>
+    </w:p>
+    <w:p>
+      <w:pPr>
+        <w:pStyle w:val="ListParagraph"/>
+      </w:pPr>
+      <w:r>
+        <w:t>metricas['pendientes'] se incrementa en 1 y la regla no se ejecuta contra esa fuente.</w:t>
+      </w:r>
+    </w:p>
+    <w:p>
+      <w:pPr>
+        <w:pStyle w:val="Caption"/>
+        <w:jc w:val="center"/>
+      </w:pPr>
+      <w:r>
+        <w:t>Ejecución del motor de reglas — caso PENDIENTE_MAPEO</w:t>
+      </w:r>
+    </w:p>
+    <w:p/>
+    <w:tbl>
+      <w:tblPr>
+        <w:tblStyle w:val="TableGrid"/>
+        <w:tblW w:type="auto" w:w="0"/>
+        <w:tblLook w:firstColumn="1" w:firstRow="1" w:lastColumn="0" w:lastRow="0" w:noHBand="0" w:noVBand="1" w:val="04A0"/>
+      </w:tblPr>
+      <w:tblGrid>
+        <w:gridCol w:w="2160"/>
+        <w:gridCol w:w="2160"/>
+        <w:gridCol w:w="2160"/>
+        <w:gridCol w:w="2160"/>
+      </w:tblGrid>
+      <w:tr>
+        <w:tc>
+          <w:tcPr>
+            <w:tcW w:type="dxa" w:w="4320"/>
+            <w:gridSpan w:val="2"/>
+          </w:tcPr>
+          <w:p>
+            <w:r/>
+            <w:r>
+              <w:rPr>
+                <w:b/>
+              </w:rPr>
+              <w:t>Título Caso de prueba: Motor de ejecución — regla con ERROR_EJECUCION</w:t>
+            </w:r>
+          </w:p>
+        </w:tc>
+        <w:tc>
+          <w:tcPr>
+            <w:tcW w:type="dxa" w:w="4320"/>
+            <w:gridSpan w:val="2"/>
+          </w:tcPr>
+          <w:p>
+            <w:r/>
+            <w:r>
+              <w:rPr>
+                <w:b/>
+              </w:rPr>
+              <w:t>Tipo Prueba: Unitarias</w:t>
+            </w:r>
+          </w:p>
+        </w:tc>
+      </w:tr>
+      <w:tr>
+        <w:tc>
+          <w:tcPr>
+            <w:tcW w:type="dxa" w:w="2160"/>
+          </w:tcPr>
+          <w:p>
+            <w:r/>
+            <w:r>
+              <w:rPr>
+                <w:b w:val="0"/>
+              </w:rPr>
+              <w:t>Id, Caso De Prueba: CA069</w:t>
+            </w:r>
+          </w:p>
+        </w:tc>
+        <w:tc>
+          <w:tcPr>
+            <w:tcW w:type="dxa" w:w="2160"/>
+          </w:tcPr>
+          <w:p>
+            <w:r/>
+            <w:r>
+              <w:rPr>
+                <w:b w:val="0"/>
+              </w:rPr>
+              <w:t>Ejecutado Por: Claude Code</w:t>
+            </w:r>
+          </w:p>
+        </w:tc>
+        <w:tc>
+          <w:tcPr>
+            <w:tcW w:type="dxa" w:w="2160"/>
+          </w:tcPr>
+          <w:p>
+            <w:r/>
+            <w:r>
+              <w:rPr>
+                <w:b w:val="0"/>
+              </w:rPr>
+              <w:t>Fecha Ejecución: 2026-06-30</w:t>
+            </w:r>
+          </w:p>
+        </w:tc>
+        <w:tc>
+          <w:tcPr>
+            <w:tcW w:type="dxa" w:w="2160"/>
+          </w:tcPr>
+          <w:p>
+            <w:r/>
+            <w:r>
+              <w:rPr>
+                <w:b w:val="0"/>
+              </w:rPr>
+              <w:t>Ambiente: DEV</w:t>
+            </w:r>
+          </w:p>
+        </w:tc>
+      </w:tr>
+    </w:tbl>
+    <w:p/>
+    <w:p>
+      <w:r>
+        <w:rPr>
+          <w:b/>
+        </w:rPr>
+        <w:t xml:space="preserve">DADO </w:t>
+      </w:r>
+      <w:r>
+        <w:t>una regla cuya sintaxis SQL es inválida tras la reparación de comillas</w:t>
+      </w:r>
+    </w:p>
+    <w:p>
+      <w:r>
+        <w:rPr>
+          <w:b/>
+        </w:rPr>
+        <w:t xml:space="preserve">CUANDO </w:t>
+      </w:r>
+      <w:r>
+        <w:t>se ejecuta el bloque try/except del motor dinámico para esa combinación regla×fuente</w:t>
+      </w:r>
+    </w:p>
+    <w:p>
+      <w:r>
+        <w:rPr>
+          <w:b/>
+        </w:rPr>
+        <w:t xml:space="preserve">ENTONCES </w:t>
+      </w:r>
+      <w:r>
+        <w:t>el error se captura, se registra en log_errores con traceback, se incrementa metricas['errores'] y el proceso continúa con la siguiente combinación</w:t>
+      </w:r>
+    </w:p>
+    <w:p>
+      <w:r>
+        <w:rPr>
+          <w:b/>
+        </w:rPr>
+        <w:t>Acción por realizar:</w:t>
+      </w:r>
+    </w:p>
+    <w:p>
+      <w:pPr>
+        <w:pStyle w:val="ListParagraph"/>
+      </w:pPr>
+      <w:r>
+        <w:t>Configurar una regla con sintaxis SQL inválida.</w:t>
+      </w:r>
+    </w:p>
+    <w:p>
+      <w:pPr>
+        <w:pStyle w:val="ListParagraph"/>
+      </w:pPr>
+      <w:r>
+        <w:t>Ejecutar el motor y revisar log_errores y la continuidad del proceso.</w:t>
+      </w:r>
+    </w:p>
+    <w:p>
+      <w:r>
+        <w:rPr>
+          <w:b/>
+        </w:rPr>
+        <w:t>Resultado:</w:t>
+      </w:r>
+    </w:p>
+    <w:p>
+      <w:pPr>
+        <w:pStyle w:val="ListParagraph"/>
+      </w:pPr>
+      <w:r>
+        <w:t>El error aparece en log_errores con el mensaje y traceback correspondientes.</w:t>
+      </w:r>
+    </w:p>
+    <w:p>
+      <w:pPr>
+        <w:pStyle w:val="ListParagraph"/>
+      </w:pPr>
+      <w:r>
+        <w:t>El motor continúa procesando las combinaciones restantes sin detenerse.</w:t>
+      </w:r>
+    </w:p>
+    <w:p>
+      <w:pPr>
+        <w:pStyle w:val="Caption"/>
+        <w:jc w:val="center"/>
+      </w:pPr>
+      <w:r>
+        <w:t>Ejecución del motor de reglas — caso ERROR_EJECUCION</w:t>
+      </w:r>
+    </w:p>
+    <w:p/>
+    <w:tbl>
+      <w:tblPr>
+        <w:tblStyle w:val="TableGrid"/>
+        <w:tblW w:type="auto" w:w="0"/>
+        <w:tblLook w:firstColumn="1" w:firstRow="1" w:lastColumn="0" w:lastRow="0" w:noHBand="0" w:noVBand="1" w:val="04A0"/>
+      </w:tblPr>
+      <w:tblGrid>
+        <w:gridCol w:w="2160"/>
+        <w:gridCol w:w="2160"/>
+        <w:gridCol w:w="2160"/>
+        <w:gridCol w:w="2160"/>
+      </w:tblGrid>
+      <w:tr>
+        <w:tc>
+          <w:tcPr>
+            <w:tcW w:type="dxa" w:w="4320"/>
+            <w:gridSpan w:val="2"/>
+          </w:tcPr>
+          <w:p>
+            <w:r/>
+            <w:r>
+              <w:rPr>
+                <w:b/>
+              </w:rPr>
+              <w:t>Título Caso de prueba: Motor de ejecución — regla de grupo Unicidad</w:t>
+            </w:r>
+          </w:p>
+        </w:tc>
+        <w:tc>
+          <w:tcPr>
+            <w:tcW w:type="dxa" w:w="4320"/>
+            <w:gridSpan w:val="2"/>
+          </w:tcPr>
+          <w:p>
+            <w:r/>
+            <w:r>
+              <w:rPr>
+                <w:b/>
+              </w:rPr>
+              <w:t>Tipo Prueba: Unitarias</w:t>
+            </w:r>
+          </w:p>
+        </w:tc>
+      </w:tr>
+      <w:tr>
+        <w:tc>
+          <w:tcPr>
+            <w:tcW w:type="dxa" w:w="2160"/>
+          </w:tcPr>
+          <w:p>
+            <w:r/>
+            <w:r>
+              <w:rPr>
+                <w:b w:val="0"/>
+              </w:rPr>
+              <w:t>Id, Caso De Prueba: CA070</w:t>
+            </w:r>
+          </w:p>
+        </w:tc>
+        <w:tc>
+          <w:tcPr>
+            <w:tcW w:type="dxa" w:w="2160"/>
+          </w:tcPr>
+          <w:p>
+            <w:r/>
+            <w:r>
+              <w:rPr>
+                <w:b w:val="0"/>
+              </w:rPr>
+              <w:t>Ejecutado Por: Claude Code</w:t>
+            </w:r>
+          </w:p>
+        </w:tc>
+        <w:tc>
+          <w:tcPr>
+            <w:tcW w:type="dxa" w:w="2160"/>
+          </w:tcPr>
+          <w:p>
+            <w:r/>
+            <w:r>
+              <w:rPr>
+                <w:b w:val="0"/>
+              </w:rPr>
+              <w:t>Fecha Ejecución: 2026-06-30</w:t>
+            </w:r>
+          </w:p>
+        </w:tc>
+        <w:tc>
+          <w:tcPr>
+            <w:tcW w:type="dxa" w:w="2160"/>
+          </w:tcPr>
+          <w:p>
+            <w:r/>
+            <w:r>
+              <w:rPr>
+                <w:b w:val="0"/>
+              </w:rPr>
+              <w:t>Ambiente: DEV</w:t>
+            </w:r>
+          </w:p>
+        </w:tc>
+      </w:tr>
+    </w:tbl>
+    <w:p/>
+    <w:p>
+      <w:r>
+        <w:rPr>
+          <w:b/>
+        </w:rPr>
+        <w:t xml:space="preserve">DADO </w:t>
+      </w:r>
+      <w:r>
+        <w:t>una regla con grupo_regla = 'Unicidad' y sus atributos disponibles en la fuente</w:t>
+      </w:r>
+    </w:p>
+    <w:p>
+      <w:r>
+        <w:rPr>
+          <w:b/>
+        </w:rPr>
+        <w:t xml:space="preserve">CUANDO </w:t>
+      </w:r>
+      <w:r>
+        <w:t>se ejecuta el bloque que arma la cláusula COUNT(*) OVER (PARTITION BY ...)</w:t>
+      </w:r>
+    </w:p>
+    <w:p>
+      <w:r>
+        <w:rPr>
+          <w:b/>
+        </w:rPr>
+        <w:t xml:space="preserve">ENTONCES </w:t>
+      </w:r>
+      <w:r>
+        <w:t>incumple = 1 para las filas cuyo valor de partición se repite más de una vez, e incumple = 0 para las filas únicas</w:t>
+      </w:r>
+    </w:p>
+    <w:p>
+      <w:r>
+        <w:rPr>
+          <w:b/>
+        </w:rPr>
+        <w:t>Acción por realizar:</w:t>
+      </w:r>
+    </w:p>
+    <w:p>
+      <w:pPr>
+        <w:pStyle w:val="ListParagraph"/>
+      </w:pPr>
+      <w:r>
+        <w:t>Construir datos sintéticos con valores repetidos y únicos para el atributo evaluado.</w:t>
+      </w:r>
+    </w:p>
+    <w:p>
+      <w:pPr>
+        <w:pStyle w:val="ListParagraph"/>
+      </w:pPr>
+      <w:r>
+        <w:t>Ejecutar la regla de unicidad y validar el flag resultante por fila.</w:t>
+      </w:r>
+    </w:p>
+    <w:p>
+      <w:r>
+        <w:rPr>
+          <w:b/>
+        </w:rPr>
+        <w:t>Resultado:</w:t>
+      </w:r>
+    </w:p>
+    <w:p>
+      <w:pPr>
+        <w:pStyle w:val="ListParagraph"/>
+      </w:pPr>
+      <w:r>
+        <w:t>Las filas con valor repetido obtienen incumple = 1 (flag_remediado = 0).</w:t>
+      </w:r>
+    </w:p>
+    <w:p>
+      <w:pPr>
+        <w:pStyle w:val="ListParagraph"/>
+      </w:pPr>
+      <w:r>
+        <w:t>Las filas con valor único obtienen incumple = 0 (flag_remediado = 1).</w:t>
+      </w:r>
+    </w:p>
+    <w:p>
+      <w:pPr>
+        <w:pStyle w:val="Caption"/>
+        <w:jc w:val="center"/>
+      </w:pPr>
+      <w:r>
+        <w:t>Ejecución del motor de reglas — grupo Unicidad</w:t>
+      </w:r>
+    </w:p>
+    <w:p/>
+    <w:tbl>
+      <w:tblPr>
+        <w:tblStyle w:val="TableGrid"/>
+        <w:tblW w:type="auto" w:w="0"/>
+        <w:tblLook w:firstColumn="1" w:firstRow="1" w:lastColumn="0" w:lastRow="0" w:noHBand="0" w:noVBand="1" w:val="04A0"/>
+      </w:tblPr>
+      <w:tblGrid>
+        <w:gridCol w:w="2160"/>
+        <w:gridCol w:w="2160"/>
+        <w:gridCol w:w="2160"/>
+        <w:gridCol w:w="2160"/>
+      </w:tblGrid>
+      <w:tr>
+        <w:tc>
+          <w:tcPr>
+            <w:tcW w:type="dxa" w:w="4320"/>
+            <w:gridSpan w:val="2"/>
+          </w:tcPr>
+          <w:p>
+            <w:r/>
+            <w:r>
+              <w:rPr>
+                <w:b/>
+              </w:rPr>
+              <w:t>Título Caso de prueba: Motor de ejecución — regla de grupo distinto a Unicidad</w:t>
+            </w:r>
+          </w:p>
+        </w:tc>
+        <w:tc>
+          <w:tcPr>
+            <w:tcW w:type="dxa" w:w="4320"/>
+            <w:gridSpan w:val="2"/>
+          </w:tcPr>
+          <w:p>
+            <w:r/>
+            <w:r>
+              <w:rPr>
+                <w:b/>
+              </w:rPr>
+              <w:t>Tipo Prueba: Unitarias</w:t>
+            </w:r>
+          </w:p>
+        </w:tc>
+      </w:tr>
+      <w:tr>
+        <w:tc>
+          <w:tcPr>
+            <w:tcW w:type="dxa" w:w="2160"/>
+          </w:tcPr>
+          <w:p>
+            <w:r/>
+            <w:r>
+              <w:rPr>
+                <w:b w:val="0"/>
+              </w:rPr>
+              <w:t>Id, Caso De Prueba: CA071</w:t>
+            </w:r>
+          </w:p>
+        </w:tc>
+        <w:tc>
+          <w:tcPr>
+            <w:tcW w:type="dxa" w:w="2160"/>
+          </w:tcPr>
+          <w:p>
+            <w:r/>
+            <w:r>
+              <w:rPr>
+                <w:b w:val="0"/>
+              </w:rPr>
+              <w:t>Ejecutado Por: Claude Code</w:t>
+            </w:r>
+          </w:p>
+        </w:tc>
+        <w:tc>
+          <w:tcPr>
+            <w:tcW w:type="dxa" w:w="2160"/>
+          </w:tcPr>
+          <w:p>
+            <w:r/>
+            <w:r>
+              <w:rPr>
+                <w:b w:val="0"/>
+              </w:rPr>
+              <w:t>Fecha Ejecución: 2026-06-30</w:t>
+            </w:r>
+          </w:p>
+        </w:tc>
+        <w:tc>
+          <w:tcPr>
+            <w:tcW w:type="dxa" w:w="2160"/>
+          </w:tcPr>
+          <w:p>
+            <w:r/>
+            <w:r>
+              <w:rPr>
+                <w:b w:val="0"/>
+              </w:rPr>
+              <w:t>Ambiente: DEV</w:t>
+            </w:r>
+          </w:p>
+        </w:tc>
+      </w:tr>
+    </w:tbl>
+    <w:p/>
+    <w:p>
+      <w:r>
+        <w:rPr>
+          <w:b/>
+        </w:rPr>
+        <w:t xml:space="preserve">DADO </w:t>
+      </w:r>
+      <w:r>
+        <w:t>una regla con grupo_regla distinto de 'Unicidad' (por ejemplo, validación de formato)</w:t>
+      </w:r>
+    </w:p>
+    <w:p>
+      <w:r>
+        <w:rPr>
+          <w:b/>
+        </w:rPr>
+        <w:t xml:space="preserve">CUANDO </w:t>
+      </w:r>
+      <w:r>
+        <w:t>se ejecuta el bloque que evalúa CASE WHEN (regla_sql) THEN 1 ELSE 0 END</w:t>
+      </w:r>
+    </w:p>
+    <w:p>
+      <w:r>
+        <w:rPr>
+          <w:b/>
+        </w:rPr>
+        <w:t xml:space="preserve">ENTONCES </w:t>
+      </w:r>
+      <w:r>
+        <w:t>incumple toma el valor de la condición de la regla evaluada fila a fila</w:t>
+      </w:r>
+    </w:p>
+    <w:p>
+      <w:r>
+        <w:rPr>
+          <w:b/>
+        </w:rPr>
+        <w:t>Acción por realizar:</w:t>
+      </w:r>
+    </w:p>
+    <w:p>
+      <w:pPr>
+        <w:pStyle w:val="ListParagraph"/>
+      </w:pPr>
+      <w:r>
+        <w:t>Construir datos sintéticos que cumplan y no cumplan la condición de la regla.</w:t>
+      </w:r>
+    </w:p>
+    <w:p>
+      <w:pPr>
+        <w:pStyle w:val="ListParagraph"/>
+      </w:pPr>
+      <w:r>
+        <w:t>Ejecutar la regla y validar el flag resultante por fila.</w:t>
+      </w:r>
+    </w:p>
+    <w:p>
+      <w:r>
+        <w:rPr>
+          <w:b/>
+        </w:rPr>
+        <w:t>Resultado:</w:t>
+      </w:r>
+    </w:p>
+    <w:p>
+      <w:pPr>
+        <w:pStyle w:val="ListParagraph"/>
+      </w:pPr>
+      <w:r>
+        <w:t>Las filas que no cumplen la condición obtienen incumple = 1.</w:t>
+      </w:r>
+    </w:p>
+    <w:p>
+      <w:pPr>
+        <w:pStyle w:val="ListParagraph"/>
+      </w:pPr>
+      <w:r>
+        <w:t>Las filas que sí cumplen obtienen incumple = 0.</w:t>
+      </w:r>
+    </w:p>
+    <w:p>
+      <w:pPr>
+        <w:pStyle w:val="Caption"/>
+        <w:jc w:val="center"/>
+      </w:pPr>
+      <w:r>
+        <w:t>Ejecución del motor de reglas — grupo distinto de Unicidad</w:t>
+      </w:r>
+    </w:p>
+    <w:p/>
+    <w:tbl>
+      <w:tblPr>
+        <w:tblStyle w:val="TableGrid"/>
+        <w:tblW w:type="auto" w:w="0"/>
+        <w:tblLook w:firstColumn="1" w:firstRow="1" w:lastColumn="0" w:lastRow="0" w:noHBand="0" w:noVBand="1" w:val="04A0"/>
+      </w:tblPr>
+      <w:tblGrid>
+        <w:gridCol w:w="2160"/>
+        <w:gridCol w:w="2160"/>
+        <w:gridCol w:w="2160"/>
+        <w:gridCol w:w="2160"/>
+      </w:tblGrid>
+      <w:tr>
+        <w:tc>
+          <w:tcPr>
+            <w:tcW w:type="dxa" w:w="4320"/>
+            <w:gridSpan w:val="2"/>
+          </w:tcPr>
+          <w:p>
+            <w:r/>
+            <w:r>
+              <w:rPr>
+                <w:b/>
+              </w:rPr>
+              <w:t>Título Caso de prueba: Consolidación — unionByName de resultados</w:t>
+            </w:r>
+          </w:p>
+        </w:tc>
+        <w:tc>
+          <w:tcPr>
+            <w:tcW w:type="dxa" w:w="4320"/>
+            <w:gridSpan w:val="2"/>
+          </w:tcPr>
+          <w:p>
+            <w:r/>
+            <w:r>
+              <w:rPr>
+                <w:b/>
+              </w:rPr>
+              <w:t>Tipo Prueba: Unitarias</w:t>
+            </w:r>
+          </w:p>
+        </w:tc>
+      </w:tr>
+      <w:tr>
+        <w:tc>
+          <w:tcPr>
+            <w:tcW w:type="dxa" w:w="2160"/>
+          </w:tcPr>
+          <w:p>
+            <w:r/>
+            <w:r>
+              <w:rPr>
+                <w:b w:val="0"/>
+              </w:rPr>
+              <w:t>Id, Caso De Prueba: CA072</w:t>
+            </w:r>
+          </w:p>
+        </w:tc>
+        <w:tc>
+          <w:tcPr>
+            <w:tcW w:type="dxa" w:w="2160"/>
+          </w:tcPr>
+          <w:p>
+            <w:r/>
+            <w:r>
+              <w:rPr>
+                <w:b w:val="0"/>
+              </w:rPr>
+              <w:t>Ejecutado Por: Claude Code</w:t>
+            </w:r>
+          </w:p>
+        </w:tc>
+        <w:tc>
+          <w:tcPr>
+            <w:tcW w:type="dxa" w:w="2160"/>
+          </w:tcPr>
+          <w:p>
+            <w:r/>
+            <w:r>
+              <w:rPr>
+                <w:b w:val="0"/>
+              </w:rPr>
+              <w:t>Fecha Ejecución: 2026-06-30</w:t>
+            </w:r>
+          </w:p>
+        </w:tc>
+        <w:tc>
+          <w:tcPr>
+            <w:tcW w:type="dxa" w:w="2160"/>
+          </w:tcPr>
+          <w:p>
+            <w:r/>
+            <w:r>
+              <w:rPr>
+                <w:b w:val="0"/>
+              </w:rPr>
+              <w:t>Ambiente: DEV</w:t>
+            </w:r>
+          </w:p>
+        </w:tc>
+      </w:tr>
+    </w:tbl>
+    <w:p/>
+    <w:p>
+      <w:r>
+        <w:rPr>
+          <w:b/>
+        </w:rPr>
+        <w:t xml:space="preserve">DADO </w:t>
+      </w:r>
+      <w:r>
+        <w:t>una lista 'resultados' con varios DataFrames de evaluación de reglas</w:t>
+      </w:r>
+    </w:p>
+    <w:p>
+      <w:r>
+        <w:rPr>
+          <w:b/>
+        </w:rPr>
+        <w:t xml:space="preserve">CUANDO </w:t>
+      </w:r>
+      <w:r>
+        <w:t>se ejecuta el bloque de consolidación con unionByName encadenado</w:t>
+      </w:r>
+    </w:p>
+    <w:p>
+      <w:r>
+        <w:rPr>
+          <w:b/>
+        </w:rPr>
+        <w:t xml:space="preserve">ENTONCES </w:t>
+      </w:r>
+      <w:r>
+        <w:t>se obtiene un único DataFrame df_fact con todas las filas de todas las reglas evaluadas, renombrando pk_hub_cliente a fk_hub_cliente</w:t>
+      </w:r>
+    </w:p>
+    <w:p>
+      <w:r>
+        <w:rPr>
+          <w:b/>
+        </w:rPr>
+        <w:t>Acción por realizar:</w:t>
+      </w:r>
+    </w:p>
+    <w:p>
+      <w:pPr>
+        <w:pStyle w:val="ListParagraph"/>
+      </w:pPr>
+      <w:r>
+        <w:t>Construir una lista de DataFrames sintéticos de evaluación.</w:t>
+      </w:r>
+    </w:p>
+    <w:p>
+      <w:pPr>
+        <w:pStyle w:val="ListParagraph"/>
+      </w:pPr>
+      <w:r>
+        <w:t>Ejecutar la consolidación y validar el esquema y conteo resultante.</w:t>
+      </w:r>
+    </w:p>
+    <w:p>
+      <w:r>
+        <w:rPr>
+          <w:b/>
+        </w:rPr>
+        <w:t>Resultado:</w:t>
+      </w:r>
+    </w:p>
+    <w:p>
+      <w:pPr>
+        <w:pStyle w:val="ListParagraph"/>
+      </w:pPr>
+      <w:r>
+        <w:t>df_fact contiene la suma de filas de todos los DataFrames de entrada.</w:t>
+      </w:r>
+    </w:p>
+    <w:p>
+      <w:pPr>
+        <w:pStyle w:val="ListParagraph"/>
+      </w:pPr>
+      <w:r>
+        <w:t>La columna fk_hub_cliente reemplaza correctamente a pk_hub_cliente.</w:t>
+      </w:r>
+    </w:p>
+    <w:p>
+      <w:pPr>
+        <w:pStyle w:val="Caption"/>
+        <w:jc w:val="center"/>
+      </w:pPr>
+      <w:r>
+        <w:t>Ejecución del bloque de consolidación — unionByName</w:t>
+      </w:r>
+    </w:p>
+    <w:p/>
+    <w:tbl>
+      <w:tblPr>
+        <w:tblStyle w:val="TableGrid"/>
+        <w:tblW w:type="auto" w:w="0"/>
+        <w:tblLook w:firstColumn="1" w:firstRow="1" w:lastColumn="0" w:lastRow="0" w:noHBand="0" w:noVBand="1" w:val="04A0"/>
+      </w:tblPr>
+      <w:tblGrid>
+        <w:gridCol w:w="2160"/>
+        <w:gridCol w:w="2160"/>
+        <w:gridCol w:w="2160"/>
+        <w:gridCol w:w="2160"/>
+      </w:tblGrid>
+      <w:tr>
+        <w:tc>
+          <w:tcPr>
+            <w:tcW w:type="dxa" w:w="4320"/>
+            <w:gridSpan w:val="2"/>
+          </w:tcPr>
+          <w:p>
+            <w:r/>
+            <w:r>
+              <w:rPr>
+                <w:b/>
+              </w:rPr>
+              <w:t>Título Caso de prueba: MERGE fact_reporte_calidad — actualización por cambio de estado</w:t>
+            </w:r>
+          </w:p>
+        </w:tc>
+        <w:tc>
+          <w:tcPr>
+            <w:tcW w:type="dxa" w:w="4320"/>
+            <w:gridSpan w:val="2"/>
+          </w:tcPr>
+          <w:p>
+            <w:r/>
+            <w:r>
+              <w:rPr>
+                <w:b/>
+              </w:rPr>
+              <w:t>Tipo Prueba: Unitarias</w:t>
+            </w:r>
+          </w:p>
+        </w:tc>
+      </w:tr>
+      <w:tr>
+        <w:tc>
+          <w:tcPr>
+            <w:tcW w:type="dxa" w:w="2160"/>
+          </w:tcPr>
+          <w:p>
+            <w:r/>
+            <w:r>
+              <w:rPr>
+                <w:b w:val="0"/>
+              </w:rPr>
+              <w:t>Id, Caso De Prueba: CA073</w:t>
+            </w:r>
+          </w:p>
+        </w:tc>
+        <w:tc>
+          <w:tcPr>
+            <w:tcW w:type="dxa" w:w="2160"/>
+          </w:tcPr>
+          <w:p>
+            <w:r/>
+            <w:r>
+              <w:rPr>
+                <w:b w:val="0"/>
+              </w:rPr>
+              <w:t>Ejecutado Por: Claude Code</w:t>
+            </w:r>
+          </w:p>
+        </w:tc>
+        <w:tc>
+          <w:tcPr>
+            <w:tcW w:type="dxa" w:w="2160"/>
+          </w:tcPr>
+          <w:p>
+            <w:r/>
+            <w:r>
+              <w:rPr>
+                <w:b w:val="0"/>
+              </w:rPr>
+              <w:t>Fecha Ejecución: 2026-06-30</w:t>
+            </w:r>
+          </w:p>
+        </w:tc>
+        <w:tc>
+          <w:tcPr>
+            <w:tcW w:type="dxa" w:w="2160"/>
+          </w:tcPr>
+          <w:p>
+            <w:r/>
+            <w:r>
+              <w:rPr>
+                <w:b w:val="0"/>
+              </w:rPr>
+              <w:t>Ambiente: DEV</w:t>
+            </w:r>
+          </w:p>
+        </w:tc>
+      </w:tr>
+    </w:tbl>
+    <w:p/>
+    <w:p>
+      <w:r>
+        <w:rPr>
+          <w:b/>
+        </w:rPr>
+        <w:t xml:space="preserve">DADO </w:t>
+      </w:r>
+      <w:r>
+        <w:t>un registro existente en fact_reporte_calidad cuyo flag_remediado cambia respecto al staging</w:t>
+      </w:r>
+    </w:p>
+    <w:p>
+      <w:r>
+        <w:rPr>
+          <w:b/>
+        </w:rPr>
+        <w:t xml:space="preserve">CUANDO </w:t>
+      </w:r>
+      <w:r>
+        <w:t>se ejecuta el MERGE INTO con la condición WHEN MATCHED AND tgt.flag_remediado &lt;&gt; src.flag_remediado</w:t>
+      </w:r>
+    </w:p>
+    <w:p>
+      <w:r>
+        <w:rPr>
+          <w:b/>
+        </w:rPr>
+        <w:t xml:space="preserve">ENTONCES </w:t>
+      </w:r>
+      <w:r>
+        <w:t>el registro se actualiza, incluyendo fecha_fin_deteccion poblada solo cuando flag_remediado pasa a 1</w:t>
+      </w:r>
+    </w:p>
+    <w:p>
+      <w:r>
+        <w:rPr>
+          <w:b/>
+        </w:rPr>
+        <w:t>Acción por realizar:</w:t>
+      </w:r>
+    </w:p>
+    <w:p>
+      <w:pPr>
+        <w:pStyle w:val="ListParagraph"/>
+      </w:pPr>
+      <w:r>
+        <w:t>Preparar un registro existente con flag_remediado=0 y un staging con flag_remediado=1 para la misma llave.</w:t>
+      </w:r>
+    </w:p>
+    <w:p>
+      <w:pPr>
+        <w:pStyle w:val="ListParagraph"/>
+      </w:pPr>
+      <w:r>
+        <w:t>Ejecutar el MERGE y validar el resultado.</w:t>
+      </w:r>
+    </w:p>
+    <w:p>
+      <w:r>
+        <w:rPr>
+          <w:b/>
+        </w:rPr>
+        <w:t>Resultado:</w:t>
+      </w:r>
+    </w:p>
+    <w:p>
+      <w:pPr>
+        <w:pStyle w:val="ListParagraph"/>
+      </w:pPr>
+      <w:r>
+        <w:t>El registro actualizado tiene flag_remediado=1 y fecha_fin_deteccion poblada con la fecha actual.</w:t>
+      </w:r>
+    </w:p>
+    <w:p>
+      <w:pPr>
+        <w:pStyle w:val="ListParagraph"/>
+      </w:pPr>
+      <w:r>
+        <w:t>fecha_actualizacion queda actualizada a la fecha de ejecución.</w:t>
+      </w:r>
+    </w:p>
+    <w:p>
+      <w:pPr>
+        <w:pStyle w:val="Caption"/>
+        <w:jc w:val="center"/>
+      </w:pPr>
+      <w:r>
+        <w:t>Ejecución del MERGE — fact_reporte_calidad, cambio de estado</w:t>
+      </w:r>
+    </w:p>
+    <w:p/>
+    <w:tbl>
+      <w:tblPr>
+        <w:tblStyle w:val="TableGrid"/>
+        <w:tblW w:type="auto" w:w="0"/>
+        <w:tblLook w:firstColumn="1" w:firstRow="1" w:lastColumn="0" w:lastRow="0" w:noHBand="0" w:noVBand="1" w:val="04A0"/>
+      </w:tblPr>
+      <w:tblGrid>
+        <w:gridCol w:w="2160"/>
+        <w:gridCol w:w="2160"/>
+        <w:gridCol w:w="2160"/>
+        <w:gridCol w:w="2160"/>
+      </w:tblGrid>
+      <w:tr>
+        <w:tc>
+          <w:tcPr>
+            <w:tcW w:type="dxa" w:w="4320"/>
+            <w:gridSpan w:val="2"/>
+          </w:tcPr>
+          <w:p>
+            <w:r/>
+            <w:r>
+              <w:rPr>
+                <w:b/>
+              </w:rPr>
+              <w:t>Título Caso de prueba: MERGE fact_reporte_calidad — inserción de nueva combinación</w:t>
+            </w:r>
+          </w:p>
+        </w:tc>
+        <w:tc>
+          <w:tcPr>
+            <w:tcW w:type="dxa" w:w="4320"/>
+            <w:gridSpan w:val="2"/>
+          </w:tcPr>
+          <w:p>
+            <w:r/>
+            <w:r>
+              <w:rPr>
+                <w:b/>
+              </w:rPr>
+              <w:t>Tipo Prueba: Unitarias</w:t>
+            </w:r>
+          </w:p>
+        </w:tc>
+      </w:tr>
+      <w:tr>
+        <w:tc>
+          <w:tcPr>
+            <w:tcW w:type="dxa" w:w="2160"/>
+          </w:tcPr>
+          <w:p>
+            <w:r/>
+            <w:r>
+              <w:rPr>
+                <w:b w:val="0"/>
+              </w:rPr>
+              <w:t>Id, Caso De Prueba: CA074</w:t>
+            </w:r>
+          </w:p>
+        </w:tc>
+        <w:tc>
+          <w:tcPr>
+            <w:tcW w:type="dxa" w:w="2160"/>
+          </w:tcPr>
+          <w:p>
+            <w:r/>
+            <w:r>
+              <w:rPr>
+                <w:b w:val="0"/>
+              </w:rPr>
+              <w:t>Ejecutado Por: Claude Code</w:t>
+            </w:r>
+          </w:p>
+        </w:tc>
+        <w:tc>
+          <w:tcPr>
+            <w:tcW w:type="dxa" w:w="2160"/>
+          </w:tcPr>
+          <w:p>
+            <w:r/>
+            <w:r>
+              <w:rPr>
+                <w:b w:val="0"/>
+              </w:rPr>
+              <w:t>Fecha Ejecución: 2026-06-30</w:t>
+            </w:r>
+          </w:p>
+        </w:tc>
+        <w:tc>
+          <w:tcPr>
+            <w:tcW w:type="dxa" w:w="2160"/>
+          </w:tcPr>
+          <w:p>
+            <w:r/>
+            <w:r>
+              <w:rPr>
+                <w:b w:val="0"/>
+              </w:rPr>
+              <w:t>Ambiente: DEV</w:t>
+            </w:r>
+          </w:p>
+        </w:tc>
+      </w:tr>
+    </w:tbl>
+    <w:p/>
+    <w:p>
+      <w:r>
+        <w:rPr>
+          <w:b/>
+        </w:rPr>
+        <w:t xml:space="preserve">DADO </w:t>
+      </w:r>
+      <w:r>
+        <w:t>una combinación (fk_hub_cliente, fk_regla_calidad, atributo) que no existe en fact_reporte_calidad</w:t>
+      </w:r>
+    </w:p>
+    <w:p>
+      <w:r>
+        <w:rPr>
+          <w:b/>
+        </w:rPr>
+        <w:t xml:space="preserve">CUANDO </w:t>
+      </w:r>
+      <w:r>
+        <w:t>se ejecuta el MERGE INTO con la rama WHEN NOT MATCHED</w:t>
+      </w:r>
+    </w:p>
+    <w:p>
+      <w:r>
+        <w:rPr>
+          <w:b/>
+        </w:rPr>
+        <w:t xml:space="preserve">ENTONCES </w:t>
+      </w:r>
+      <w:r>
+        <w:t>se inserta un nuevo registro con fecha_ini_deteccion igual a la fecha actual y fecha_fin_deteccion en NULL</w:t>
+      </w:r>
+    </w:p>
+    <w:p>
+      <w:r>
+        <w:rPr>
+          <w:b/>
+        </w:rPr>
+        <w:t>Acción por realizar:</w:t>
+      </w:r>
+    </w:p>
+    <w:p>
+      <w:pPr>
+        <w:pStyle w:val="ListParagraph"/>
+      </w:pPr>
+      <w:r>
+        <w:t>Preparar un staging con una combinación inexistente en la tabla destino.</w:t>
+      </w:r>
+    </w:p>
+    <w:p>
+      <w:pPr>
+        <w:pStyle w:val="ListParagraph"/>
+      </w:pPr>
+      <w:r>
+        <w:t>Ejecutar el MERGE y validar la inserción.</w:t>
+      </w:r>
+    </w:p>
+    <w:p>
+      <w:r>
+        <w:rPr>
+          <w:b/>
+        </w:rPr>
+        <w:t>Resultado:</w:t>
+      </w:r>
+    </w:p>
+    <w:p>
+      <w:pPr>
+        <w:pStyle w:val="ListParagraph"/>
+      </w:pPr>
+      <w:r>
+        <w:t>El nuevo registro aparece en fact_reporte_calidad con los valores esperados.</w:t>
+      </w:r>
+    </w:p>
+    <w:p>
+      <w:pPr>
+        <w:pStyle w:val="ListParagraph"/>
+      </w:pPr>
+      <w:r>
+        <w:t>fecha_fin_deteccion queda en NULL para el registro recién insertado.</w:t>
+      </w:r>
+    </w:p>
+    <w:p>
+      <w:pPr>
+        <w:pStyle w:val="Caption"/>
+        <w:jc w:val="center"/>
+      </w:pPr>
+      <w:r>
+        <w:t>Ejecución del MERGE — fact_reporte_calidad, inserción nueva</w:t>
+      </w:r>
+    </w:p>
+    <w:p/>
+    <w:tbl>
+      <w:tblPr>
+        <w:tblStyle w:val="TableGrid"/>
+        <w:tblW w:type="auto" w:w="0"/>
+        <w:tblLook w:firstColumn="1" w:firstRow="1" w:lastColumn="0" w:lastRow="0" w:noHBand="0" w:noVBand="1" w:val="04A0"/>
+      </w:tblPr>
+      <w:tblGrid>
+        <w:gridCol w:w="2160"/>
+        <w:gridCol w:w="2160"/>
+        <w:gridCol w:w="2160"/>
+        <w:gridCol w:w="2160"/>
+      </w:tblGrid>
+      <w:tr>
+        <w:tc>
+          <w:tcPr>
+            <w:tcW w:type="dxa" w:w="4320"/>
+            <w:gridSpan w:val="2"/>
+          </w:tcPr>
+          <w:p>
+            <w:r/>
+            <w:r>
+              <w:rPr>
+                <w:b/>
+              </w:rPr>
+              <w:t>Título Caso de prueba: Integración — ejecución completa del notebook de Reglas de Calidad</w:t>
+            </w:r>
+          </w:p>
+        </w:tc>
+        <w:tc>
+          <w:tcPr>
+            <w:tcW w:type="dxa" w:w="4320"/>
+            <w:gridSpan w:val="2"/>
+          </w:tcPr>
+          <w:p>
+            <w:r/>
+            <w:r>
+              <w:rPr>
+                <w:b/>
+              </w:rPr>
+              <w:t>Tipo Prueba: Unitarias</w:t>
+            </w:r>
+          </w:p>
+        </w:tc>
+      </w:tr>
+      <w:tr>
+        <w:tc>
+          <w:tcPr>
+            <w:tcW w:type="dxa" w:w="2160"/>
+          </w:tcPr>
+          <w:p>
+            <w:r/>
+            <w:r>
+              <w:rPr>
+                <w:b w:val="0"/>
+              </w:rPr>
+              <w:t>Id, Caso De Prueba: CA075</w:t>
+            </w:r>
+          </w:p>
+        </w:tc>
+        <w:tc>
+          <w:tcPr>
+            <w:tcW w:type="dxa" w:w="2160"/>
+          </w:tcPr>
+          <w:p>
+            <w:r/>
+            <w:r>
+              <w:rPr>
+                <w:b w:val="0"/>
+              </w:rPr>
+              <w:t>Ejecutado Por: Claude Code</w:t>
+            </w:r>
+          </w:p>
+        </w:tc>
+        <w:tc>
+          <w:tcPr>
+            <w:tcW w:type="dxa" w:w="2160"/>
+          </w:tcPr>
+          <w:p>
+            <w:r/>
+            <w:r>
+              <w:rPr>
+                <w:b w:val="0"/>
+              </w:rPr>
+              <w:t>Fecha Ejecución: 2026-06-30</w:t>
+            </w:r>
+          </w:p>
+        </w:tc>
+        <w:tc>
+          <w:tcPr>
+            <w:tcW w:type="dxa" w:w="2160"/>
+          </w:tcPr>
+          <w:p>
+            <w:r/>
+            <w:r>
+              <w:rPr>
+                <w:b w:val="0"/>
+              </w:rPr>
+              <w:t>Ambiente: DEV</w:t>
+            </w:r>
+          </w:p>
+        </w:tc>
+      </w:tr>
+    </w:tbl>
+    <w:p/>
+    <w:p>
+      <w:r>
+        <w:rPr>
+          <w:b/>
+        </w:rPr>
+        <w:t xml:space="preserve">DADO </w:t>
+      </w:r>
+      <w:r>
+        <w:t>las tablas reglas_calidad, sv_hub_clientes y los 3 satélites con datos representativos en esquema de pruebas</w:t>
+      </w:r>
+    </w:p>
+    <w:p>
+      <w:r>
+        <w:rPr>
+          <w:b/>
+        </w:rPr>
+        <w:t xml:space="preserve">CUANDO </w:t>
+      </w:r>
+      <w:r>
+        <w:t>se ejecuta el notebook completo de principio a fin</w:t>
+      </w:r>
+    </w:p>
+    <w:p>
+      <w:r>
+        <w:rPr>
+          <w:b/>
+        </w:rPr>
+        <w:t xml:space="preserve">ENTONCES </w:t>
+      </w:r>
+      <w:r>
+        <w:t>la tabla fact_reporte_calidad queda actualizada sin error, con las métricas de ejecución (procesadas, exitosas, pendientes, errores) impresas correctamente</w:t>
+      </w:r>
+    </w:p>
+    <w:p>
+      <w:r>
+        <w:rPr>
+          <w:b/>
+        </w:rPr>
+        <w:t>Acción por realizar:</w:t>
+      </w:r>
+    </w:p>
+    <w:p>
+      <w:pPr>
+        <w:pStyle w:val="ListParagraph"/>
+      </w:pPr>
+      <w:r>
+        <w:t>Ejecutar el notebook completo contra el esquema de pruebas.</w:t>
+      </w:r>
+    </w:p>
+    <w:p>
+      <w:pPr>
+        <w:pStyle w:val="ListParagraph"/>
+      </w:pPr>
+      <w:r>
+        <w:t>Revisar las métricas de ejecución y los logs de pendientes/errores impresos al final.</w:t>
+      </w:r>
+    </w:p>
+    <w:p>
+      <w:r>
+        <w:rPr>
+          <w:b/>
+        </w:rPr>
+        <w:t>Resultado:</w:t>
+      </w:r>
+    </w:p>
+    <w:p>
+      <w:pPr>
+        <w:pStyle w:val="ListParagraph"/>
+      </w:pPr>
+      <w:r>
+        <w:t>Las métricas impresas son consistentes entre sí (procesadas = exitosas + pendientes + errores).</w:t>
+      </w:r>
+    </w:p>
+    <w:p>
+      <w:pPr>
+        <w:pStyle w:val="ListParagraph"/>
+      </w:pPr>
+      <w:r>
+        <w:t>La tabla fact_reporte_calidad refleja correctamente el resultado de cada regla evaluada.</w:t>
+      </w:r>
+    </w:p>
+    <w:p>
+      <w:pPr>
+        <w:pStyle w:val="Caption"/>
+        <w:jc w:val="center"/>
+      </w:pPr>
+      <w:r>
+        <w:t>Ejecución de integración — notebook Reglas de Calidad completo</w:t>
       </w:r>
     </w:p>
     <w:p/>
